--- a/CÔNG TY TNHH PHỤ KIỆN MỘC NĂM HÙNG/NamHung_TangVon/NamHung_NghiQuyetHDTV.docx
+++ b/CÔNG TY TNHH PHỤ KIỆN MỘC NĂM HÙNG/NamHung_TangVon/NamHung_NghiQuyetHDTV.docx
@@ -37,8 +37,8 @@
               <w:jc w:val="center"/>
               <w:rPr>
                 <w:rFonts w:ascii="Times New Roman" w:eastAsia="DengXian" w:hAnsi="Times New Roman" w:cs="Times New Roman"/>
-                <w:sz w:val="24"/>
-                <w:szCs w:val="24"/>
+                <w:sz w:val="26"/>
+                <w:szCs w:val="26"/>
                 <w:lang w:eastAsia="zh-CN"/>
               </w:rPr>
             </w:pPr>
@@ -46,7 +46,8 @@
               <w:rPr>
                 <w:rFonts w:ascii="Times New Roman" w:hAnsi="Times New Roman"/>
                 <w:b/>
-                <w:sz w:val="24"/>
+                <w:sz w:val="26"/>
+                <w:szCs w:val="26"/>
               </w:rPr>
               <w:t>CÔNG TY TNHH PHỤ KIỆN MỘC NĂM HÙNG</w:t>
             </w:r>
@@ -54,7 +55,8 @@
               <w:rPr>
                 <w:rFonts w:ascii="Times New Roman" w:hAnsi="Times New Roman"/>
                 <w:b/>
-                <w:sz w:val="24"/>
+                <w:sz w:val="26"/>
+                <w:szCs w:val="26"/>
               </w:rPr>
               <w:br/>
               <w:t>--------</w:t>
@@ -79,8 +81,8 @@
               <w:jc w:val="center"/>
               <w:rPr>
                 <w:rFonts w:ascii="Times New Roman" w:eastAsia="DengXian" w:hAnsi="Times New Roman" w:cs="Times New Roman"/>
-                <w:sz w:val="24"/>
-                <w:szCs w:val="24"/>
+                <w:sz w:val="26"/>
+                <w:szCs w:val="26"/>
                 <w:lang w:eastAsia="zh-CN"/>
               </w:rPr>
             </w:pPr>
@@ -89,8 +91,8 @@
                 <w:rFonts w:ascii="Times New Roman" w:eastAsia="DengXian" w:hAnsi="Times New Roman" w:cs="Times New Roman"/>
                 <w:b/>
                 <w:bCs/>
-                <w:sz w:val="24"/>
-                <w:szCs w:val="24"/>
+                <w:sz w:val="26"/>
+                <w:szCs w:val="26"/>
                 <w:lang w:eastAsia="zh-CN"/>
               </w:rPr>
               <w:t>CỘNG HÒA XÃ HỘI CHỦ NGHĨA VIỆT NAM</w:t>
@@ -98,8 +100,8 @@
             <w:r>
               <w:rPr>
                 <w:rFonts w:ascii="Times New Roman" w:eastAsia="DengXian" w:hAnsi="Times New Roman" w:cs="Times New Roman"/>
-                <w:sz w:val="24"/>
-                <w:szCs w:val="24"/>
+                <w:sz w:val="26"/>
+                <w:szCs w:val="26"/>
                 <w:lang w:eastAsia="zh-CN"/>
               </w:rPr>
               <w:br/>
@@ -109,8 +111,8 @@
                 <w:rFonts w:ascii="Times New Roman" w:eastAsia="DengXian" w:hAnsi="Times New Roman" w:cs="Times New Roman"/>
                 <w:b/>
                 <w:bCs/>
-                <w:sz w:val="24"/>
-                <w:szCs w:val="24"/>
+                <w:sz w:val="26"/>
+                <w:szCs w:val="26"/>
                 <w:lang w:eastAsia="zh-CN"/>
               </w:rPr>
               <w:t xml:space="preserve">Độc lập - Tự do - Hạnh phúc </w:t>
@@ -118,8 +120,8 @@
             <w:r>
               <w:rPr>
                 <w:rFonts w:ascii="Times New Roman" w:eastAsia="DengXian" w:hAnsi="Times New Roman" w:cs="Times New Roman"/>
-                <w:sz w:val="24"/>
-                <w:szCs w:val="24"/>
+                <w:sz w:val="26"/>
+                <w:szCs w:val="26"/>
                 <w:lang w:eastAsia="zh-CN"/>
               </w:rPr>
               <w:br/>
@@ -129,8 +131,8 @@
                 <w:rFonts w:ascii="Times New Roman" w:eastAsia="DengXian" w:hAnsi="Times New Roman" w:cs="Times New Roman"/>
                 <w:b/>
                 <w:bCs/>
-                <w:sz w:val="24"/>
-                <w:szCs w:val="24"/>
+                <w:sz w:val="26"/>
+                <w:szCs w:val="26"/>
                 <w:lang w:eastAsia="zh-CN"/>
               </w:rPr>
               <w:t>---------------</w:t>
@@ -160,17 +162,34 @@
               <w:jc w:val="center"/>
               <w:rPr>
                 <w:rFonts w:ascii="Times New Roman" w:eastAsia="DengXian" w:hAnsi="Times New Roman" w:cs="Times New Roman"/>
-                <w:sz w:val="24"/>
-                <w:szCs w:val="24"/>
+                <w:sz w:val="26"/>
+                <w:szCs w:val="26"/>
                 <w:lang w:eastAsia="zh-CN"/>
               </w:rPr>
             </w:pPr>
             <w:r>
               <w:rPr>
                 <w:rFonts w:ascii="Times New Roman" w:hAnsi="Times New Roman"/>
-                <w:sz w:val="24"/>
-              </w:rPr>
-              <w:t>Số: 01/2026/NQ-HĐTV</w:t>
+                <w:sz w:val="26"/>
+                <w:szCs w:val="26"/>
+              </w:rPr>
+              <w:t>Số: 0</w:t>
+            </w:r>
+            <w:r>
+              <w:rPr>
+                <w:rFonts w:ascii="Times New Roman" w:hAnsi="Times New Roman"/>
+                <w:sz w:val="26"/>
+                <w:szCs w:val="26"/>
+              </w:rPr>
+              <w:t>2</w:t>
+            </w:r>
+            <w:r>
+              <w:rPr>
+                <w:rFonts w:ascii="Times New Roman" w:hAnsi="Times New Roman"/>
+                <w:sz w:val="26"/>
+                <w:szCs w:val="26"/>
+              </w:rPr>
+              <w:t>/2026/NQ-HĐTV</w:t>
             </w:r>
           </w:p>
         </w:tc>
@@ -192,8 +211,8 @@
               <w:jc w:val="right"/>
               <w:rPr>
                 <w:rFonts w:ascii="Times New Roman" w:eastAsia="DengXian" w:hAnsi="Times New Roman" w:cs="Times New Roman"/>
-                <w:sz w:val="24"/>
-                <w:szCs w:val="24"/>
+                <w:sz w:val="26"/>
+                <w:szCs w:val="26"/>
                 <w:lang w:eastAsia="zh-CN"/>
               </w:rPr>
             </w:pPr>
@@ -201,7 +220,8 @@
               <w:rPr>
                 <w:rFonts w:ascii="Times New Roman" w:hAnsi="Times New Roman"/>
                 <w:i/>
-                <w:sz w:val="24"/>
+                <w:sz w:val="26"/>
+                <w:szCs w:val="26"/>
               </w:rPr>
               <w:t xml:space="preserve">TP. Hồ Chí Minh, </w:t>
             </w:r>
@@ -209,7 +229,8 @@
               <w:rPr>
                 <w:rFonts w:ascii="Times New Roman" w:hAnsi="Times New Roman"/>
                 <w:i/>
-                <w:sz w:val="24"/>
+                <w:sz w:val="26"/>
+                <w:szCs w:val="26"/>
               </w:rPr>
               <w:t xml:space="preserve">ngày </w:t>
             </w:r>
@@ -217,15 +238,17 @@
               <w:rPr>
                 <w:rFonts w:ascii="Times New Roman" w:hAnsi="Times New Roman"/>
                 <w:i/>
-                <w:sz w:val="24"/>
-              </w:rPr>
-              <w:t>4</w:t>
+                <w:sz w:val="26"/>
+                <w:szCs w:val="26"/>
+              </w:rPr>
+              <w:t>15</w:t>
             </w:r>
             <w:r>
               <w:rPr>
                 <w:rFonts w:ascii="Times New Roman" w:hAnsi="Times New Roman"/>
                 <w:i/>
-                <w:sz w:val="24"/>
+                <w:sz w:val="26"/>
+                <w:szCs w:val="26"/>
               </w:rPr>
               <w:t xml:space="preserve"> tháng </w:t>
             </w:r>
@@ -233,7 +256,8 @@
               <w:rPr>
                 <w:rFonts w:ascii="Times New Roman" w:hAnsi="Times New Roman"/>
                 <w:i/>
-                <w:sz w:val="24"/>
+                <w:sz w:val="26"/>
+                <w:szCs w:val="26"/>
               </w:rPr>
               <w:t>9</w:t>
             </w:r>
@@ -241,7 +265,8 @@
               <w:rPr>
                 <w:rFonts w:ascii="Times New Roman" w:hAnsi="Times New Roman"/>
                 <w:i/>
-                <w:sz w:val="24"/>
+                <w:sz w:val="26"/>
+                <w:szCs w:val="26"/>
               </w:rPr>
               <w:t xml:space="preserve"> năm 2026</w:t>
             </w:r>
@@ -256,16 +281,16 @@
         <w:ind w:left="0" w:right="0"/>
         <w:rPr>
           <w:rFonts w:ascii="Times New Roman" w:eastAsia="DengXian" w:hAnsi="Times New Roman" w:cs="Times New Roman"/>
-          <w:sz w:val="24"/>
-          <w:szCs w:val="24"/>
+          <w:sz w:val="26"/>
+          <w:szCs w:val="26"/>
           <w:lang w:eastAsia="zh-CN"/>
         </w:rPr>
       </w:pPr>
       <w:r>
         <w:rPr>
           <w:rFonts w:ascii="Times New Roman" w:eastAsia="DengXian" w:hAnsi="Times New Roman" w:cs="Times New Roman"/>
-          <w:sz w:val="24"/>
-          <w:szCs w:val="24"/>
+          <w:sz w:val="26"/>
+          <w:szCs w:val="26"/>
           <w:lang w:eastAsia="zh-CN"/>
         </w:rPr>
         <w:t> </w:t>
@@ -281,8 +306,8 @@
           <w:rFonts w:ascii="Times New Roman" w:eastAsia="DengXian" w:hAnsi="Times New Roman" w:cs="Times New Roman"/>
           <w:b/>
           <w:bCs/>
-          <w:sz w:val="24"/>
-          <w:szCs w:val="24"/>
+          <w:sz w:val="26"/>
+          <w:szCs w:val="26"/>
           <w:lang w:eastAsia="zh-CN"/>
         </w:rPr>
       </w:pPr>
@@ -297,8 +322,8 @@
           <w:rFonts w:ascii="Times New Roman" w:eastAsia="DengXian" w:hAnsi="Times New Roman" w:cs="Times New Roman"/>
           <w:b/>
           <w:bCs/>
-          <w:sz w:val="24"/>
-          <w:szCs w:val="24"/>
+          <w:sz w:val="26"/>
+          <w:szCs w:val="26"/>
           <w:lang w:eastAsia="zh-CN"/>
         </w:rPr>
       </w:pPr>
@@ -307,8 +332,8 @@
           <w:rFonts w:ascii="Times New Roman" w:eastAsia="DengXian" w:hAnsi="Times New Roman" w:cs="Times New Roman"/>
           <w:b/>
           <w:bCs/>
-          <w:sz w:val="24"/>
-          <w:szCs w:val="24"/>
+          <w:sz w:val="26"/>
+          <w:szCs w:val="26"/>
           <w:lang w:eastAsia="zh-CN"/>
         </w:rPr>
         <w:t>NGHỊ QUYẾT HỘI ĐỒNG THÀNH VIÊN</w:t>
@@ -322,8 +347,8 @@
         <w:jc w:val="center"/>
         <w:rPr>
           <w:rFonts w:ascii="Times New Roman" w:eastAsia="DengXian" w:hAnsi="Times New Roman" w:cs="Times New Roman"/>
-          <w:sz w:val="24"/>
-          <w:szCs w:val="24"/>
+          <w:sz w:val="26"/>
+          <w:szCs w:val="26"/>
           <w:lang w:eastAsia="zh-CN"/>
         </w:rPr>
       </w:pPr>
@@ -339,8 +364,8 @@
           <w:bCs/>
           <w:i/>
           <w:iCs/>
-          <w:sz w:val="24"/>
-          <w:szCs w:val="24"/>
+          <w:sz w:val="26"/>
+          <w:szCs w:val="26"/>
           <w:lang w:eastAsia="zh-CN"/>
         </w:rPr>
       </w:pPr>
@@ -349,7 +374,8 @@
           <w:rFonts w:ascii="Times New Roman" w:hAnsi="Times New Roman"/>
           <w:b/>
           <w:i/>
-          <w:sz w:val="24"/>
+          <w:sz w:val="26"/>
+          <w:szCs w:val="26"/>
         </w:rPr>
         <w:t>CÔNG TY TNHH PHỤ KIỆN MỘC NĂM HÙNG</w:t>
       </w:r>
@@ -361,15 +387,16 @@
         <w:jc w:val="center"/>
         <w:rPr>
           <w:rFonts w:ascii="Times New Roman" w:eastAsia="DengXian" w:hAnsi="Times New Roman" w:cs="Times New Roman"/>
-          <w:sz w:val="24"/>
-          <w:szCs w:val="24"/>
+          <w:sz w:val="26"/>
+          <w:szCs w:val="26"/>
           <w:lang w:eastAsia="zh-CN"/>
         </w:rPr>
       </w:pPr>
       <w:r>
         <w:rPr>
           <w:rFonts w:ascii="Times New Roman" w:hAnsi="Times New Roman"/>
-          <w:sz w:val="24"/>
+          <w:sz w:val="26"/>
+          <w:szCs w:val="26"/>
         </w:rPr>
         <w:br/>
         <w:t xml:space="preserve">Về việc thay </w:t>
@@ -377,16 +404,10 @@
       <w:r>
         <w:rPr>
           <w:rFonts w:ascii="Times New Roman" w:hAnsi="Times New Roman"/>
-          <w:sz w:val="24"/>
-        </w:rPr>
-        <w:t>tăng vốn điều lệ</w:t>
-      </w:r>
-      <w:r>
-        <w:rPr>
-          <w:rFonts w:ascii="Times New Roman" w:hAnsi="Times New Roman"/>
-          <w:sz w:val="24"/>
-        </w:rPr>
-        <w:t>, thay đổi ngành nghề kinh doanh</w:t>
+          <w:sz w:val="26"/>
+          <w:szCs w:val="26"/>
+        </w:rPr>
+        <w:t>đổi địa chỉ trụ sở</w:t>
       </w:r>
     </w:p>
     <w:p>
@@ -397,16 +418,16 @@
         <w:jc w:val="center"/>
         <w:rPr>
           <w:rFonts w:ascii="Times New Roman" w:eastAsia="DengXian" w:hAnsi="Times New Roman" w:cs="Times New Roman"/>
-          <w:sz w:val="24"/>
-          <w:szCs w:val="24"/>
+          <w:sz w:val="26"/>
+          <w:szCs w:val="26"/>
           <w:lang w:eastAsia="zh-CN"/>
         </w:rPr>
       </w:pPr>
       <w:r>
         <w:rPr>
           <w:rFonts w:ascii="Times New Roman" w:eastAsia="DengXian" w:hAnsi="Times New Roman" w:cs="Times New Roman"/>
-          <w:sz w:val="24"/>
-          <w:szCs w:val="24"/>
+          <w:sz w:val="26"/>
+          <w:szCs w:val="26"/>
           <w:lang w:eastAsia="zh-CN"/>
         </w:rPr>
         <w:t> </w:t>
@@ -418,8 +439,8 @@
         <w:ind w:left="0" w:right="0"/>
         <w:rPr>
           <w:rFonts w:ascii="Times New Roman" w:eastAsia="DengXian" w:hAnsi="Times New Roman" w:cs="Times New Roman"/>
-          <w:sz w:val="24"/>
-          <w:szCs w:val="24"/>
+          <w:sz w:val="26"/>
+          <w:szCs w:val="26"/>
           <w:lang w:eastAsia="zh-CN"/>
         </w:rPr>
       </w:pPr>
@@ -428,8 +449,8 @@
           <w:rFonts w:ascii="Times New Roman" w:eastAsia="DengXian" w:hAnsi="Times New Roman" w:cs="Times New Roman"/>
           <w:i/>
           <w:iCs/>
-          <w:sz w:val="24"/>
-          <w:szCs w:val="24"/>
+          <w:sz w:val="26"/>
+          <w:szCs w:val="26"/>
           <w:lang w:eastAsia="zh-CN"/>
         </w:rPr>
         <w:t>Căn cứ Luật Doanh nghiệp số 59/2020/QH14 ban hành ngày 17/06/2020;</w:t>
@@ -441,8 +462,8 @@
         <w:ind w:left="0" w:right="0"/>
         <w:rPr>
           <w:rFonts w:ascii="Times New Roman" w:eastAsia="DengXian" w:hAnsi="Times New Roman" w:cs="Times New Roman"/>
-          <w:sz w:val="24"/>
-          <w:szCs w:val="24"/>
+          <w:sz w:val="26"/>
+          <w:szCs w:val="26"/>
           <w:lang w:eastAsia="zh-CN"/>
         </w:rPr>
       </w:pPr>
@@ -450,7 +471,8 @@
         <w:rPr>
           <w:rFonts w:ascii="Times New Roman" w:hAnsi="Times New Roman"/>
           <w:i/>
-          <w:sz w:val="24"/>
+          <w:sz w:val="26"/>
+          <w:szCs w:val="26"/>
         </w:rPr>
         <w:t xml:space="preserve">Căn cứ điều lệ của </w:t>
       </w:r>
@@ -458,7 +480,8 @@
         <w:rPr>
           <w:rFonts w:ascii="Times New Roman" w:hAnsi="Times New Roman"/>
           <w:i/>
-          <w:sz w:val="24"/>
+          <w:sz w:val="26"/>
+          <w:szCs w:val="26"/>
         </w:rPr>
         <w:t>CÔNG TY TNHH PHỤ KIỆN MỘC NĂM HÙNG</w:t>
       </w:r>
@@ -466,9 +489,19 @@
         <w:rPr>
           <w:rFonts w:ascii="Times New Roman" w:hAnsi="Times New Roman"/>
           <w:i/>
-          <w:sz w:val="24"/>
+          <w:sz w:val="26"/>
+          <w:szCs w:val="26"/>
         </w:rPr>
         <w:t>;</w:t>
+      </w:r>
+      <w:r>
+        <w:rPr>
+          <w:rFonts w:ascii="Times New Roman" w:eastAsia="DengXian" w:hAnsi="Times New Roman" w:cs="Times New Roman"/>
+          <w:sz w:val="26"/>
+          <w:szCs w:val="26"/>
+          <w:lang w:eastAsia="zh-CN"/>
+        </w:rPr>
+        <w:t xml:space="preserve"> </w:t>
       </w:r>
     </w:p>
     <w:p>
@@ -477,106 +510,22 @@
         <w:ind w:left="0" w:right="0"/>
         <w:rPr>
           <w:rFonts w:ascii="Times New Roman" w:eastAsia="DengXian" w:hAnsi="Times New Roman" w:cs="Times New Roman"/>
-          <w:sz w:val="24"/>
-          <w:szCs w:val="24"/>
+          <w:sz w:val="26"/>
+          <w:szCs w:val="26"/>
           <w:lang w:eastAsia="zh-CN"/>
         </w:rPr>
       </w:pPr>
       <w:r>
-        <w:rPr>
-          <w:rFonts w:ascii="Times New Roman" w:hAnsi="Times New Roman"/>
-          <w:i/>
-          <w:sz w:val="24"/>
-        </w:rPr>
-        <w:t xml:space="preserve">Căn cứ biên bản họp Hội đồng thành viên </w:t>
-      </w:r>
-      <w:r>
-        <w:rPr>
-          <w:rFonts w:ascii="Times New Roman" w:hAnsi="Times New Roman"/>
-          <w:i/>
-          <w:sz w:val="24"/>
-        </w:rPr>
-        <w:t xml:space="preserve">ngày </w:t>
-      </w:r>
-      <w:r>
-        <w:rPr>
-          <w:rFonts w:ascii="Times New Roman" w:hAnsi="Times New Roman"/>
-          <w:i/>
-          <w:sz w:val="24"/>
-        </w:rPr>
-        <w:t>4</w:t>
-      </w:r>
-      <w:r>
-        <w:rPr>
-          <w:rFonts w:ascii="Times New Roman" w:hAnsi="Times New Roman"/>
-          <w:i/>
-          <w:sz w:val="24"/>
-        </w:rPr>
-        <w:t xml:space="preserve"> tháng </w:t>
-      </w:r>
-      <w:r>
-        <w:rPr>
-          <w:rFonts w:ascii="Times New Roman" w:hAnsi="Times New Roman"/>
-          <w:i/>
-          <w:sz w:val="24"/>
-        </w:rPr>
-        <w:t>9</w:t>
-      </w:r>
-      <w:r>
-        <w:rPr>
-          <w:rFonts w:ascii="Times New Roman" w:hAnsi="Times New Roman"/>
-          <w:i/>
-          <w:sz w:val="24"/>
-        </w:rPr>
-        <w:t xml:space="preserve"> năm 2026</w:t>
-      </w:r>
-      <w:bookmarkStart w:id="0" w:name="_GoBack"/>
-      <w:bookmarkEnd w:id="0"/>
-      <w:r>
-        <w:rPr>
-          <w:rFonts w:ascii="Times New Roman" w:hAnsi="Times New Roman"/>
-          <w:i/>
-          <w:sz w:val="24"/>
-        </w:rPr>
-        <w:t>;</w:t>
-      </w:r>
-    </w:p>
-    <w:p>
-      <w:pPr>
-        <w:spacing w:after="0" w:line="240" w:lineRule="auto"/>
-        <w:ind w:left="0" w:right="0"/>
         <w:rPr>
           <w:rFonts w:ascii="Times New Roman" w:eastAsia="DengXian" w:hAnsi="Times New Roman" w:cs="Times New Roman"/>
           <w:i/>
           <w:iCs/>
-          <w:sz w:val="24"/>
-          <w:szCs w:val="24"/>
+          <w:sz w:val="26"/>
+          <w:szCs w:val="26"/>
           <w:lang w:eastAsia="zh-CN"/>
         </w:rPr>
-      </w:pPr>
-      <w:r>
-        <w:rPr>
-          <w:rFonts w:ascii="Times New Roman" w:eastAsia="DengXian" w:hAnsi="Times New Roman" w:cs="Times New Roman"/>
-          <w:i/>
-          <w:iCs/>
-          <w:sz w:val="24"/>
-          <w:szCs w:val="24"/>
-          <w:lang w:eastAsia="zh-CN"/>
-        </w:rPr>
         <w:t>Căn cứ tình hình hoạt động của công ty.</w:t>
       </w:r>
-    </w:p>
-    <w:p>
-      <w:pPr>
-        <w:spacing w:after="0" w:line="240" w:lineRule="auto"/>
-        <w:ind w:left="0" w:right="0"/>
-        <w:rPr>
-          <w:rFonts w:ascii="Times New Roman" w:eastAsia="DengXian" w:hAnsi="Times New Roman" w:cs="Times New Roman"/>
-          <w:sz w:val="24"/>
-          <w:szCs w:val="24"/>
-          <w:lang w:eastAsia="zh-CN"/>
-        </w:rPr>
-      </w:pPr>
     </w:p>
     <w:p>
       <w:pPr>
@@ -586,8 +535,8 @@
         <w:jc w:val="both"/>
         <w:rPr>
           <w:rFonts w:ascii="Times New Roman" w:eastAsia="DengXian" w:hAnsi="Times New Roman" w:cs="Times New Roman"/>
-          <w:sz w:val="24"/>
-          <w:szCs w:val="24"/>
+          <w:sz w:val="26"/>
+          <w:szCs w:val="26"/>
           <w:lang w:eastAsia="zh-CN"/>
         </w:rPr>
       </w:pPr>
@@ -596,8 +545,8 @@
           <w:rFonts w:ascii="Times New Roman" w:eastAsia="DengXian" w:hAnsi="Times New Roman" w:cs="Times New Roman"/>
           <w:i/>
           <w:iCs/>
-          <w:sz w:val="24"/>
-          <w:szCs w:val="24"/>
+          <w:sz w:val="26"/>
+          <w:szCs w:val="26"/>
           <w:lang w:eastAsia="zh-CN"/>
         </w:rPr>
         <w:t> </w:t>
@@ -610,21 +559,18 @@
         <w:ind w:left="0" w:right="0"/>
         <w:jc w:val="center"/>
         <w:rPr>
+          <w:rFonts w:ascii="Times New Roman" w:hAnsi="Times New Roman"/>
+          <w:sz w:val="26"/>
+          <w:szCs w:val="26"/>
+        </w:rPr>
+      </w:pPr>
+      <w:r>
+        <w:rPr>
           <w:rFonts w:ascii="Times New Roman" w:eastAsia="DengXian" w:hAnsi="Times New Roman" w:cs="Times New Roman"/>
           <w:b/>
           <w:bCs/>
-          <w:sz w:val="24"/>
-          <w:szCs w:val="24"/>
-          <w:lang w:eastAsia="zh-CN"/>
-        </w:rPr>
-      </w:pPr>
-      <w:r>
-        <w:rPr>
-          <w:rFonts w:ascii="Times New Roman" w:eastAsia="DengXian" w:hAnsi="Times New Roman" w:cs="Times New Roman"/>
-          <w:b/>
-          <w:bCs/>
-          <w:sz w:val="24"/>
-          <w:szCs w:val="24"/>
+          <w:sz w:val="26"/>
+          <w:szCs w:val="26"/>
           <w:lang w:eastAsia="zh-CN"/>
         </w:rPr>
         <w:t>NGHỊ QUYẾT</w:t>
@@ -632,1674 +578,215 @@
     </w:p>
     <w:p>
       <w:pPr>
-        <w:shd w:val="clear" w:color="auto" w:fill="FFFFFF"/>
-        <w:spacing w:after="0" w:line="240" w:lineRule="auto"/>
-        <w:ind w:left="0" w:right="0"/>
-        <w:jc w:val="center"/>
-        <w:rPr>
-          <w:rFonts w:ascii="Times New Roman" w:eastAsia="DengXian" w:hAnsi="Times New Roman" w:cs="Times New Roman"/>
-          <w:sz w:val="24"/>
-          <w:szCs w:val="24"/>
-          <w:lang w:eastAsia="zh-CN"/>
-        </w:rPr>
-      </w:pPr>
+        <w:spacing w:after="120" w:line="240" w:lineRule="auto"/>
+        <w:ind w:right="0"/>
+        <w:rPr>
+          <w:rFonts w:ascii="Times New Roman" w:hAnsi="Times New Roman"/>
+          <w:sz w:val="26"/>
+          <w:szCs w:val="26"/>
+        </w:rPr>
+      </w:pPr>
+      <w:r>
+        <w:rPr>
+          <w:rFonts w:ascii="Times New Roman" w:hAnsi="Times New Roman"/>
+          <w:b/>
+          <w:sz w:val="26"/>
+          <w:szCs w:val="26"/>
+        </w:rPr>
+        <w:t>Điề</w:t>
+      </w:r>
+      <w:r>
+        <w:rPr>
+          <w:rFonts w:ascii="Times New Roman" w:hAnsi="Times New Roman"/>
+          <w:b/>
+          <w:sz w:val="26"/>
+          <w:szCs w:val="26"/>
+        </w:rPr>
+        <w:t xml:space="preserve">u 1: </w:t>
+      </w:r>
+      <w:r>
+        <w:rPr>
+          <w:rFonts w:ascii="Times New Roman" w:hAnsi="Times New Roman"/>
+          <w:sz w:val="26"/>
+          <w:szCs w:val="26"/>
+        </w:rPr>
+        <w:t>Thay đổi địa chỉ trụ sở</w:t>
+      </w:r>
+      <w:r>
+        <w:rPr>
+          <w:rFonts w:ascii="Times New Roman" w:hAnsi="Times New Roman"/>
+          <w:sz w:val="26"/>
+          <w:szCs w:val="26"/>
+        </w:rPr>
+        <w:t>:</w:t>
+      </w:r>
     </w:p>
     <w:p>
       <w:pPr>
         <w:pStyle w:val="ListParagraph"/>
-        <w:spacing w:after="120" w:line="240" w:lineRule="auto"/>
-        <w:ind w:left="1080" w:right="0"/>
-        <w:jc w:val="both"/>
-        <w:rPr>
-          <w:rFonts w:ascii="Times New Roman" w:hAnsi="Times New Roman"/>
-          <w:sz w:val="28"/>
-          <w:szCs w:val="28"/>
-        </w:rPr>
-      </w:pPr>
-    </w:p>
-    <w:p>
-      <w:pPr>
-        <w:spacing w:after="120" w:line="240" w:lineRule="auto"/>
-        <w:ind w:right="0"/>
-        <w:rPr>
-          <w:rFonts w:ascii="Times New Roman" w:hAnsi="Times New Roman"/>
-          <w:sz w:val="26"/>
-          <w:szCs w:val="26"/>
-        </w:rPr>
-      </w:pPr>
-      <w:r>
-        <w:rPr>
-          <w:rFonts w:ascii="Times New Roman" w:hAnsi="Times New Roman"/>
-          <w:b/>
-          <w:sz w:val="26"/>
-          <w:szCs w:val="26"/>
-        </w:rPr>
-        <w:t>Điề</w:t>
-      </w:r>
-      <w:r>
-        <w:rPr>
-          <w:rFonts w:ascii="Times New Roman" w:hAnsi="Times New Roman"/>
-          <w:b/>
-          <w:sz w:val="26"/>
-          <w:szCs w:val="26"/>
-        </w:rPr>
-        <w:t xml:space="preserve">u 1: </w:t>
-      </w:r>
-      <w:r>
-        <w:rPr>
-          <w:rFonts w:ascii="Times New Roman" w:hAnsi="Times New Roman"/>
-          <w:sz w:val="26"/>
-          <w:szCs w:val="26"/>
-        </w:rPr>
-        <w:t xml:space="preserve">Thông qua việc </w:t>
-      </w:r>
-      <w:r>
-        <w:rPr>
-          <w:rFonts w:ascii="Times New Roman" w:hAnsi="Times New Roman"/>
-          <w:sz w:val="26"/>
-          <w:szCs w:val="26"/>
-        </w:rPr>
-        <w:t>c</w:t>
-      </w:r>
-      <w:r>
-        <w:rPr>
-          <w:rFonts w:ascii="Times New Roman" w:hAnsi="Times New Roman"/>
-          <w:sz w:val="26"/>
-          <w:szCs w:val="26"/>
-        </w:rPr>
-        <w:t>ông ty thực hiện tăng vốn điều lệ từ 100.000.000 đồng lên 250.000.000 đồng, tương ứng số vốn tăng thêm là 150.000.000 đồng. Cụ thể:</w:t>
-      </w:r>
-    </w:p>
-    <w:p>
-      <w:pPr>
         <w:numPr>
           <w:ilvl w:val="0"/>
-          <w:numId w:val="9"/>
+          <w:numId w:val="10"/>
         </w:numPr>
         <w:spacing w:before="100" w:beforeAutospacing="1" w:after="100" w:afterAutospacing="1" w:line="240" w:lineRule="auto"/>
         <w:ind w:right="0"/>
         <w:rPr>
-          <w:rFonts w:ascii="Times New Roman" w:eastAsia="Times New Roman" w:hAnsi="Times New Roman" w:cs="Times New Roman"/>
-          <w:sz w:val="24"/>
-          <w:szCs w:val="24"/>
-        </w:rPr>
-      </w:pPr>
-      <w:r>
-        <w:rPr>
-          <w:rFonts w:ascii="Times New Roman" w:eastAsia="Times New Roman" w:hAnsi="Times New Roman" w:cs="Times New Roman"/>
-          <w:sz w:val="24"/>
-          <w:szCs w:val="24"/>
-        </w:rPr>
-        <w:t xml:space="preserve">Bà </w:t>
-      </w:r>
-      <w:r>
-        <w:rPr>
-          <w:rFonts w:ascii="Times New Roman" w:eastAsia="Times New Roman" w:hAnsi="Times New Roman" w:cs="Times New Roman"/>
-          <w:sz w:val="24"/>
-          <w:szCs w:val="24"/>
-        </w:rPr>
-        <w:t>NGUYỄN THỊ THANH THÚY</w:t>
-      </w:r>
-      <w:r>
-        <w:rPr>
-          <w:rFonts w:ascii="Times New Roman" w:eastAsia="Times New Roman" w:hAnsi="Times New Roman" w:cs="Times New Roman"/>
-          <w:sz w:val="24"/>
-          <w:szCs w:val="24"/>
-        </w:rPr>
-        <w:t xml:space="preserve"> góp thêm </w:t>
-      </w:r>
-      <w:r>
-        <w:rPr>
-          <w:rFonts w:ascii="Times New Roman" w:eastAsia="Times New Roman" w:hAnsi="Times New Roman" w:cs="Times New Roman"/>
-          <w:b/>
-          <w:bCs/>
-          <w:sz w:val="24"/>
-          <w:szCs w:val="24"/>
-        </w:rPr>
-        <w:t>110.000.000 đồng</w:t>
-      </w:r>
-      <w:r>
-        <w:rPr>
-          <w:rFonts w:ascii="Times New Roman" w:eastAsia="Times New Roman" w:hAnsi="Times New Roman" w:cs="Times New Roman"/>
-          <w:sz w:val="24"/>
-          <w:szCs w:val="24"/>
-        </w:rPr>
-        <w:t xml:space="preserve">, nâng phần vốn góp từ </w:t>
-      </w:r>
-      <w:r>
-        <w:rPr>
-          <w:rFonts w:ascii="Times New Roman" w:eastAsia="Times New Roman" w:hAnsi="Times New Roman" w:cs="Times New Roman"/>
-          <w:b/>
-          <w:bCs/>
-          <w:sz w:val="24"/>
-          <w:szCs w:val="24"/>
-        </w:rPr>
-        <w:t>60.000.000 đồng</w:t>
-      </w:r>
-      <w:r>
-        <w:rPr>
-          <w:rFonts w:ascii="Times New Roman" w:eastAsia="Times New Roman" w:hAnsi="Times New Roman" w:cs="Times New Roman"/>
-          <w:sz w:val="24"/>
-          <w:szCs w:val="24"/>
-        </w:rPr>
-        <w:t xml:space="preserve"> lên </w:t>
-      </w:r>
-      <w:r>
-        <w:rPr>
-          <w:rFonts w:ascii="Times New Roman" w:eastAsia="Times New Roman" w:hAnsi="Times New Roman" w:cs="Times New Roman"/>
-          <w:b/>
-          <w:bCs/>
-          <w:sz w:val="24"/>
-          <w:szCs w:val="24"/>
-        </w:rPr>
-        <w:t>170.000.000 đồng</w:t>
-      </w:r>
-      <w:r>
-        <w:rPr>
-          <w:rFonts w:ascii="Times New Roman" w:eastAsia="Times New Roman" w:hAnsi="Times New Roman" w:cs="Times New Roman"/>
-          <w:sz w:val="24"/>
-          <w:szCs w:val="24"/>
-        </w:rPr>
-        <w:t xml:space="preserve">, chiếm </w:t>
-      </w:r>
-      <w:r>
-        <w:rPr>
-          <w:rFonts w:ascii="Times New Roman" w:eastAsia="Times New Roman" w:hAnsi="Times New Roman" w:cs="Times New Roman"/>
-          <w:b/>
-          <w:bCs/>
-          <w:sz w:val="24"/>
-          <w:szCs w:val="24"/>
-        </w:rPr>
-        <w:t>68% vốn điều lệ</w:t>
-      </w:r>
-      <w:r>
-        <w:rPr>
-          <w:rFonts w:ascii="Times New Roman" w:eastAsia="Times New Roman" w:hAnsi="Times New Roman" w:cs="Times New Roman"/>
-          <w:sz w:val="24"/>
-          <w:szCs w:val="24"/>
-        </w:rPr>
-        <w:t xml:space="preserve">. </w:t>
+          <w:rFonts w:ascii="Times New Roman" w:hAnsi="Times New Roman"/>
+          <w:sz w:val="26"/>
+          <w:szCs w:val="26"/>
+        </w:rPr>
+      </w:pPr>
+      <w:r>
+        <w:rPr>
+          <w:rFonts w:ascii="Times New Roman" w:hAnsi="Times New Roman"/>
+          <w:sz w:val="26"/>
+          <w:szCs w:val="26"/>
+        </w:rPr>
+        <w:t>Địa chỉ trước thay đổi:</w:t>
+      </w:r>
+      <w:r>
+        <w:rPr>
+          <w:rFonts w:ascii="Arial" w:hAnsi="Arial" w:cs="Arial"/>
+          <w:color w:val="212529"/>
+          <w:sz w:val="26"/>
+          <w:szCs w:val="26"/>
+          <w:shd w:val="clear" w:color="auto" w:fill="FDFCFF"/>
+        </w:rPr>
+        <w:t xml:space="preserve"> </w:t>
+      </w:r>
+      <w:r>
+        <w:rPr>
+          <w:rFonts w:ascii="Times New Roman" w:eastAsia="Times New Roman" w:hAnsi="Times New Roman"/>
+          <w:sz w:val="26"/>
+          <w:szCs w:val="26"/>
+        </w:rPr>
+        <w:t>63/52/12/1 Võ Văn Hát, Tổ 3, Khu phố Phước Hiệp, Phường Long Trường, T</w:t>
+      </w:r>
+      <w:r>
+        <w:rPr>
+          <w:rFonts w:ascii="Times New Roman" w:eastAsia="Times New Roman" w:hAnsi="Times New Roman"/>
+          <w:sz w:val="26"/>
+          <w:szCs w:val="26"/>
+        </w:rPr>
+        <w:t>hành phố</w:t>
+      </w:r>
+      <w:r>
+        <w:rPr>
+          <w:rFonts w:ascii="Times New Roman" w:eastAsia="Times New Roman" w:hAnsi="Times New Roman"/>
+          <w:sz w:val="26"/>
+          <w:szCs w:val="26"/>
+        </w:rPr>
+        <w:t xml:space="preserve"> Hồ Chí Minh, Việt Nam</w:t>
       </w:r>
     </w:p>
     <w:p>
       <w:pPr>
+        <w:pStyle w:val="ListParagraph"/>
         <w:numPr>
           <w:ilvl w:val="0"/>
-          <w:numId w:val="9"/>
+          <w:numId w:val="10"/>
         </w:numPr>
         <w:spacing w:before="100" w:beforeAutospacing="1" w:after="100" w:afterAutospacing="1" w:line="240" w:lineRule="auto"/>
         <w:ind w:right="0"/>
         <w:rPr>
-          <w:rFonts w:ascii="Times New Roman" w:eastAsia="Times New Roman" w:hAnsi="Times New Roman" w:cs="Times New Roman"/>
-          <w:sz w:val="24"/>
-          <w:szCs w:val="24"/>
-        </w:rPr>
-      </w:pPr>
-      <w:r>
-        <w:rPr>
-          <w:rFonts w:ascii="Times New Roman" w:eastAsia="Times New Roman" w:hAnsi="Times New Roman" w:cs="Times New Roman"/>
-          <w:sz w:val="24"/>
-          <w:szCs w:val="24"/>
-        </w:rPr>
-        <w:t xml:space="preserve">Ông </w:t>
-      </w:r>
-      <w:r>
-        <w:rPr>
-          <w:rFonts w:ascii="Times New Roman" w:eastAsia="Times New Roman" w:hAnsi="Times New Roman" w:cs="Times New Roman"/>
-          <w:sz w:val="24"/>
-          <w:szCs w:val="24"/>
-        </w:rPr>
-        <w:t>TRẦN NGỌC HÙNG</w:t>
-      </w:r>
-      <w:r>
-        <w:rPr>
-          <w:rFonts w:ascii="Times New Roman" w:eastAsia="Times New Roman" w:hAnsi="Times New Roman" w:cs="Times New Roman"/>
-          <w:sz w:val="24"/>
-          <w:szCs w:val="24"/>
-        </w:rPr>
-        <w:t xml:space="preserve"> góp thêm </w:t>
-      </w:r>
-      <w:r>
-        <w:rPr>
-          <w:rFonts w:ascii="Times New Roman" w:eastAsia="Times New Roman" w:hAnsi="Times New Roman" w:cs="Times New Roman"/>
+          <w:rFonts w:ascii="Times New Roman" w:hAnsi="Times New Roman"/>
+          <w:sz w:val="26"/>
+          <w:szCs w:val="26"/>
+        </w:rPr>
+      </w:pPr>
+      <w:r>
+        <w:rPr>
+          <w:rFonts w:ascii="Times New Roman" w:hAnsi="Times New Roman"/>
+          <w:sz w:val="26"/>
+          <w:szCs w:val="26"/>
+        </w:rPr>
+        <w:t>Địa chỉ sau thay đổi:</w:t>
+      </w:r>
+      <w:r>
+        <w:rPr>
+          <w:sz w:val="26"/>
+          <w:szCs w:val="26"/>
+        </w:rPr>
+        <w:t xml:space="preserve"> </w:t>
+      </w:r>
+      <w:r>
+        <w:rPr>
+          <w:rFonts w:ascii="Times New Roman" w:hAnsi="Times New Roman"/>
+          <w:sz w:val="26"/>
+          <w:szCs w:val="26"/>
+        </w:rPr>
+        <w:t>Số 63/52/12/1 đường Võ Văn Hát, khu phố 2</w:t>
+      </w:r>
+      <w:r>
+        <w:rPr>
+          <w:rFonts w:ascii="Times New Roman" w:hAnsi="Times New Roman"/>
+          <w:sz w:val="26"/>
+          <w:szCs w:val="26"/>
+        </w:rPr>
+        <w:t xml:space="preserve">, </w:t>
+      </w:r>
+      <w:r>
+        <w:rPr>
+          <w:rFonts w:ascii="Times New Roman" w:eastAsia="Times New Roman" w:hAnsi="Times New Roman"/>
+          <w:sz w:val="26"/>
+          <w:szCs w:val="26"/>
+        </w:rPr>
+        <w:t xml:space="preserve">Phường Long Trường, </w:t>
+      </w:r>
+      <w:r>
+        <w:rPr>
+          <w:rFonts w:ascii="Times New Roman" w:eastAsia="Times New Roman" w:hAnsi="Times New Roman"/>
+          <w:sz w:val="26"/>
+          <w:szCs w:val="26"/>
+        </w:rPr>
+        <w:t>Thành phố</w:t>
+      </w:r>
+      <w:r>
+        <w:rPr>
+          <w:rFonts w:ascii="Times New Roman" w:eastAsia="Times New Roman" w:hAnsi="Times New Roman"/>
+          <w:sz w:val="26"/>
+          <w:szCs w:val="26"/>
+        </w:rPr>
+        <w:t xml:space="preserve"> Hồ Chí Minh, Việt Nam</w:t>
+      </w:r>
+      <w:r>
+        <w:rPr>
+          <w:rFonts w:ascii="Times New Roman" w:hAnsi="Times New Roman"/>
+          <w:sz w:val="26"/>
+          <w:szCs w:val="26"/>
+        </w:rPr>
+        <w:t xml:space="preserve"> </w:t>
+      </w:r>
+      <w:r>
+        <w:rPr>
+          <w:rFonts w:ascii="Times New Roman" w:hAnsi="Times New Roman"/>
           <w:b/>
-          <w:bCs/>
-          <w:sz w:val="24"/>
-          <w:szCs w:val="24"/>
-        </w:rPr>
-        <w:t>40.000.000 đồng</w:t>
-      </w:r>
-      <w:r>
-        <w:rPr>
-          <w:rFonts w:ascii="Times New Roman" w:eastAsia="Times New Roman" w:hAnsi="Times New Roman" w:cs="Times New Roman"/>
-          <w:sz w:val="24"/>
-          <w:szCs w:val="24"/>
-        </w:rPr>
-        <w:t xml:space="preserve">, nâng phần vốn góp từ </w:t>
-      </w:r>
-      <w:r>
-        <w:rPr>
-          <w:rFonts w:ascii="Times New Roman" w:eastAsia="Times New Roman" w:hAnsi="Times New Roman" w:cs="Times New Roman"/>
-          <w:b/>
-          <w:bCs/>
-          <w:sz w:val="24"/>
-          <w:szCs w:val="24"/>
-        </w:rPr>
-        <w:t>40.000.000 đồng</w:t>
-      </w:r>
-      <w:r>
-        <w:rPr>
-          <w:rFonts w:ascii="Times New Roman" w:eastAsia="Times New Roman" w:hAnsi="Times New Roman" w:cs="Times New Roman"/>
-          <w:sz w:val="24"/>
-          <w:szCs w:val="24"/>
-        </w:rPr>
-        <w:t xml:space="preserve"> lên </w:t>
-      </w:r>
-      <w:r>
-        <w:rPr>
-          <w:rFonts w:ascii="Times New Roman" w:eastAsia="Times New Roman" w:hAnsi="Times New Roman" w:cs="Times New Roman"/>
-          <w:b/>
-          <w:bCs/>
-          <w:sz w:val="24"/>
-          <w:szCs w:val="24"/>
-        </w:rPr>
-        <w:t>80.000.000 đồng</w:t>
-      </w:r>
-      <w:r>
-        <w:rPr>
-          <w:rFonts w:ascii="Times New Roman" w:eastAsia="Times New Roman" w:hAnsi="Times New Roman" w:cs="Times New Roman"/>
-          <w:sz w:val="24"/>
-          <w:szCs w:val="24"/>
-        </w:rPr>
-        <w:t xml:space="preserve">, chiếm </w:t>
-      </w:r>
-      <w:r>
-        <w:rPr>
-          <w:rFonts w:ascii="Times New Roman" w:eastAsia="Times New Roman" w:hAnsi="Times New Roman" w:cs="Times New Roman"/>
-          <w:b/>
-          <w:bCs/>
-          <w:sz w:val="24"/>
-          <w:szCs w:val="24"/>
-        </w:rPr>
-        <w:t>32% vốn điều lệ</w:t>
-      </w:r>
-      <w:r>
-        <w:rPr>
-          <w:rFonts w:ascii="Times New Roman" w:eastAsia="Times New Roman" w:hAnsi="Times New Roman" w:cs="Times New Roman"/>
-          <w:sz w:val="24"/>
-          <w:szCs w:val="24"/>
-        </w:rPr>
-        <w:t xml:space="preserve">. </w:t>
+          <w:sz w:val="26"/>
+          <w:szCs w:val="26"/>
+        </w:rPr>
+        <w:t xml:space="preserve"> </w:t>
       </w:r>
     </w:p>
     <w:p>
       <w:pPr>
-        <w:spacing w:before="100" w:beforeAutospacing="1" w:after="100" w:afterAutospacing="1" w:line="240" w:lineRule="auto"/>
-        <w:ind w:left="0" w:right="0"/>
-        <w:rPr>
-          <w:rFonts w:ascii="Times New Roman" w:hAnsi="Times New Roman" w:cs="Times New Roman"/>
-          <w:sz w:val="28"/>
-          <w:szCs w:val="28"/>
-        </w:rPr>
-      </w:pPr>
-      <w:r>
-        <w:rPr>
-          <w:rFonts w:ascii="Times New Roman" w:eastAsia="Times New Roman" w:hAnsi="Times New Roman" w:cs="Times New Roman"/>
-          <w:sz w:val="24"/>
-          <w:szCs w:val="24"/>
-        </w:rPr>
-        <w:t xml:space="preserve">Sau khi hoàn tất việc góp vốn tăng thêm, tổng vốn điều lệ của công ty là </w:t>
-      </w:r>
-      <w:r>
-        <w:rPr>
-          <w:rFonts w:ascii="Times New Roman" w:eastAsia="Times New Roman" w:hAnsi="Times New Roman" w:cs="Times New Roman"/>
-          <w:b/>
-          <w:bCs/>
-          <w:sz w:val="24"/>
-          <w:szCs w:val="24"/>
-        </w:rPr>
-        <w:t>250.000.000 đồng</w:t>
-      </w:r>
-      <w:r>
-        <w:rPr>
-          <w:rFonts w:ascii="Times New Roman" w:eastAsia="Times New Roman" w:hAnsi="Times New Roman" w:cs="Times New Roman"/>
-          <w:sz w:val="24"/>
-          <w:szCs w:val="24"/>
-        </w:rPr>
-        <w:t>.</w:t>
-      </w:r>
-      <w:r>
-        <w:rPr>
-          <w:rFonts w:ascii="Times New Roman" w:hAnsi="Times New Roman"/>
-          <w:b/>
-          <w:sz w:val="26"/>
-          <w:szCs w:val="26"/>
-        </w:rPr>
-        <w:tab/>
-      </w:r>
-      <w:r>
-        <w:rPr>
-          <w:rFonts w:ascii="Times New Roman" w:hAnsi="Times New Roman"/>
-          <w:sz w:val="26"/>
-          <w:szCs w:val="26"/>
-        </w:rPr>
-        <w:br/>
-      </w:r>
-      <w:r>
-        <w:rPr>
-          <w:rFonts w:ascii="Times New Roman" w:hAnsi="Times New Roman" w:cs="Times New Roman"/>
-          <w:sz w:val="26"/>
-          <w:szCs w:val="26"/>
-        </w:rPr>
-        <w:t xml:space="preserve"> </w:t>
-      </w:r>
-      <w:r>
-        <w:rPr>
-          <w:rFonts w:ascii="Times New Roman" w:hAnsi="Times New Roman"/>
-          <w:b/>
-          <w:sz w:val="26"/>
-          <w:szCs w:val="26"/>
-        </w:rPr>
-        <w:t xml:space="preserve"> </w:t>
-      </w:r>
-    </w:p>
-    <w:p>
-      <w:pPr>
-        <w:spacing w:after="120" w:line="240" w:lineRule="auto"/>
-        <w:ind w:right="0"/>
-        <w:jc w:val="both"/>
-        <w:rPr>
-          <w:rFonts w:ascii="Times New Roman" w:hAnsi="Times New Roman" w:cs="Times New Roman"/>
-          <w:sz w:val="28"/>
-          <w:szCs w:val="28"/>
-        </w:rPr>
-      </w:pPr>
-      <w:bookmarkStart w:id="1" w:name="_Hlk239089642"/>
-      <w:r>
-        <w:rPr>
-          <w:rFonts w:ascii="Times New Roman" w:hAnsi="Times New Roman"/>
-          <w:b/>
-          <w:sz w:val="28"/>
-        </w:rPr>
-        <w:t xml:space="preserve">Điều </w:t>
-      </w:r>
-      <w:r>
-        <w:rPr>
-          <w:rFonts w:ascii="Times New Roman" w:hAnsi="Times New Roman"/>
-          <w:b/>
-          <w:sz w:val="28"/>
-        </w:rPr>
-        <w:t>2</w:t>
-      </w:r>
-      <w:r>
-        <w:rPr>
-          <w:rFonts w:ascii="Times New Roman" w:hAnsi="Times New Roman"/>
-          <w:sz w:val="28"/>
-        </w:rPr>
-        <w:t xml:space="preserve">: </w:t>
-      </w:r>
-      <w:r>
-        <w:rPr>
-          <w:rFonts w:ascii="Times New Roman" w:eastAsia="Times New Roman" w:hAnsi="Times New Roman" w:cs="Times New Roman"/>
-          <w:sz w:val="26"/>
-        </w:rPr>
-        <w:t xml:space="preserve">Thông qua việc thay đổi ngành nghề kinh </w:t>
-      </w:r>
-      <w:r>
-        <w:rPr>
-          <w:rFonts w:ascii="Times New Roman" w:eastAsia="Times New Roman" w:hAnsi="Times New Roman" w:cs="Times New Roman"/>
-          <w:sz w:val="26"/>
-        </w:rPr>
-        <w:t>doanh</w:t>
-      </w:r>
-      <w:r>
-        <w:rPr>
-          <w:rFonts w:ascii="Times New Roman" w:eastAsia="Times New Roman" w:hAnsi="Times New Roman" w:cs="Times New Roman"/>
-          <w:sz w:val="26"/>
-        </w:rPr>
-        <w:t xml:space="preserve"> </w:t>
-      </w:r>
-      <w:r>
-        <w:rPr>
-          <w:rFonts w:ascii="Times New Roman" w:eastAsia="Times New Roman" w:hAnsi="Times New Roman" w:cs="Times New Roman"/>
-          <w:sz w:val="26"/>
-        </w:rPr>
-        <w:t>bị thay đổi theo Quyết định số 36/2025/QĐ-TTg</w:t>
-      </w:r>
-      <w:r>
-        <w:rPr>
-          <w:rFonts w:ascii="Times New Roman" w:hAnsi="Times New Roman"/>
-          <w:sz w:val="28"/>
-        </w:rPr>
-        <w:t>:</w:t>
-      </w:r>
-    </w:p>
-    <w:p>
-      <w:pPr>
-        <w:numPr>
-          <w:ilvl w:val="0"/>
-          <w:numId w:val="5"/>
-        </w:numPr>
-        <w:spacing w:after="120" w:line="240" w:lineRule="auto"/>
-        <w:ind w:right="0"/>
-        <w:contextualSpacing/>
-        <w:jc w:val="both"/>
-        <w:rPr>
-          <w:rFonts w:ascii="Times New Roman" w:eastAsia="Times New Roman" w:hAnsi="Times New Roman" w:cs="Times New Roman"/>
-          <w:sz w:val="26"/>
-        </w:rPr>
-      </w:pPr>
-      <w:r>
-        <w:rPr>
-          <w:rFonts w:ascii="Times New Roman" w:hAnsi="Times New Roman" w:cs="Times New Roman"/>
-          <w:b/>
-          <w:bCs/>
-          <w:sz w:val="28"/>
-          <w:szCs w:val="28"/>
-        </w:rPr>
-        <w:t> </w:t>
-      </w:r>
-      <w:r>
-        <w:rPr>
-          <w:rFonts w:ascii="Times New Roman" w:eastAsia="Times New Roman" w:hAnsi="Times New Roman" w:cs="Times New Roman"/>
-          <w:sz w:val="26"/>
-        </w:rPr>
-        <w:t>Bổ sung ngành, nghề kinh doanh sau:</w:t>
-      </w:r>
-    </w:p>
-    <w:tbl>
-      <w:tblPr>
-        <w:tblStyle w:val="TableGrid1"/>
-        <w:tblW w:w="0" w:type="auto"/>
-        <w:jc w:val="center"/>
-        <w:tblLook w:val="04A0" w:firstRow="1" w:lastRow="0" w:firstColumn="1" w:lastColumn="0" w:noHBand="0" w:noVBand="1"/>
-      </w:tblPr>
-      <w:tblGrid>
-        <w:gridCol w:w="632"/>
-        <w:gridCol w:w="5016"/>
-        <w:gridCol w:w="1176"/>
-        <w:gridCol w:w="1421"/>
-      </w:tblGrid>
-      <w:tr>
-        <w:trPr>
-          <w:jc w:val="center"/>
-        </w:trPr>
-        <w:tc>
-          <w:tcPr>
-            <w:tcW w:w="0" w:type="auto"/>
-            <w:shd w:val="clear" w:color="auto" w:fill="D9EAF7"/>
-            <w:vAlign w:val="center"/>
-          </w:tcPr>
-          <w:p>
-            <w:pPr>
-              <w:spacing w:after="0" w:line="240" w:lineRule="auto"/>
-              <w:ind w:left="0" w:right="0"/>
-              <w:jc w:val="center"/>
-              <w:rPr>
-                <w:rFonts w:ascii="Times New Roman" w:eastAsia="Times New Roman" w:hAnsi="Times New Roman" w:cs="Times New Roman"/>
-              </w:rPr>
-            </w:pPr>
-            <w:r>
-              <w:rPr>
-                <w:rFonts w:ascii="Times New Roman" w:eastAsia="Times New Roman" w:hAnsi="Times New Roman" w:cs="Times New Roman"/>
-                <w:b/>
-              </w:rPr>
-              <w:t>STT</w:t>
-            </w:r>
-          </w:p>
-        </w:tc>
-        <w:tc>
-          <w:tcPr>
-            <w:tcW w:w="0" w:type="auto"/>
-            <w:shd w:val="clear" w:color="auto" w:fill="D9EAF7"/>
-            <w:vAlign w:val="center"/>
-          </w:tcPr>
-          <w:p>
-            <w:pPr>
-              <w:spacing w:after="0" w:line="240" w:lineRule="auto"/>
-              <w:ind w:left="0" w:right="0"/>
-              <w:jc w:val="center"/>
-              <w:rPr>
-                <w:rFonts w:ascii="Times New Roman" w:eastAsia="Times New Roman" w:hAnsi="Times New Roman" w:cs="Times New Roman"/>
-              </w:rPr>
-            </w:pPr>
-            <w:r>
-              <w:rPr>
-                <w:rFonts w:ascii="Times New Roman" w:eastAsia="Times New Roman" w:hAnsi="Times New Roman" w:cs="Times New Roman"/>
-                <w:b/>
-              </w:rPr>
-              <w:t>Tên ngành</w:t>
-            </w:r>
-          </w:p>
-        </w:tc>
-        <w:tc>
-          <w:tcPr>
-            <w:tcW w:w="0" w:type="auto"/>
-            <w:shd w:val="clear" w:color="auto" w:fill="D9EAF7"/>
-            <w:vAlign w:val="center"/>
-          </w:tcPr>
-          <w:p>
-            <w:pPr>
-              <w:spacing w:after="0" w:line="240" w:lineRule="auto"/>
-              <w:ind w:left="0" w:right="0"/>
-              <w:jc w:val="center"/>
-              <w:rPr>
-                <w:rFonts w:ascii="Times New Roman" w:eastAsia="Times New Roman" w:hAnsi="Times New Roman" w:cs="Times New Roman"/>
-              </w:rPr>
-            </w:pPr>
-            <w:r>
-              <w:rPr>
-                <w:rFonts w:ascii="Times New Roman" w:eastAsia="Times New Roman" w:hAnsi="Times New Roman" w:cs="Times New Roman"/>
-                <w:b/>
-              </w:rPr>
-              <w:t>Mã ngành</w:t>
-            </w:r>
-          </w:p>
-        </w:tc>
-        <w:tc>
-          <w:tcPr>
-            <w:tcW w:w="0" w:type="auto"/>
-            <w:shd w:val="clear" w:color="auto" w:fill="D9EAF7"/>
-            <w:vAlign w:val="center"/>
-          </w:tcPr>
-          <w:p>
-            <w:pPr>
-              <w:spacing w:after="0" w:line="240" w:lineRule="auto"/>
-              <w:ind w:left="0" w:right="0"/>
-              <w:jc w:val="center"/>
-              <w:rPr>
-                <w:rFonts w:ascii="Times New Roman" w:eastAsia="Times New Roman" w:hAnsi="Times New Roman" w:cs="Times New Roman"/>
-              </w:rPr>
-            </w:pPr>
-            <w:r>
-              <w:rPr>
-                <w:rFonts w:ascii="Times New Roman" w:eastAsia="Times New Roman" w:hAnsi="Times New Roman" w:cs="Times New Roman"/>
-                <w:b/>
-              </w:rPr>
-              <w:t>Ngành chính</w:t>
-            </w:r>
-          </w:p>
-        </w:tc>
-      </w:tr>
-      <w:tr>
-        <w:trPr>
-          <w:jc w:val="center"/>
-        </w:trPr>
-        <w:tc>
-          <w:tcPr>
-            <w:tcW w:w="0" w:type="auto"/>
-            <w:vAlign w:val="center"/>
-          </w:tcPr>
-          <w:p>
-            <w:pPr>
-              <w:spacing w:after="0" w:line="240" w:lineRule="auto"/>
-              <w:ind w:left="0" w:right="0"/>
-              <w:jc w:val="center"/>
-              <w:rPr>
-                <w:rFonts w:ascii="Times New Roman" w:eastAsia="Times New Roman" w:hAnsi="Times New Roman" w:cs="Times New Roman"/>
-              </w:rPr>
-            </w:pPr>
-            <w:r>
-              <w:rPr>
-                <w:rFonts w:ascii="Times New Roman" w:eastAsia="Times New Roman" w:hAnsi="Times New Roman" w:cs="Times New Roman"/>
-                <w:sz w:val="21"/>
-              </w:rPr>
-              <w:t>1</w:t>
-            </w:r>
-          </w:p>
-        </w:tc>
-        <w:tc>
-          <w:tcPr>
-            <w:tcW w:w="0" w:type="auto"/>
-            <w:vAlign w:val="center"/>
-          </w:tcPr>
-          <w:p>
-            <w:pPr>
-              <w:spacing w:after="0" w:line="240" w:lineRule="auto"/>
-              <w:ind w:left="0" w:right="0"/>
-              <w:rPr>
-                <w:rFonts w:ascii="Times New Roman" w:eastAsia="Times New Roman" w:hAnsi="Times New Roman" w:cs="Times New Roman"/>
-              </w:rPr>
-            </w:pPr>
-            <w:r>
-              <w:rPr>
-                <w:rFonts w:ascii="Times New Roman" w:eastAsia="Times New Roman" w:hAnsi="Times New Roman" w:cs="Times New Roman"/>
-              </w:rPr>
-              <w:t>Sản xuất giường, tủ, bàn, ghế bằng gỗ</w:t>
-            </w:r>
-          </w:p>
-        </w:tc>
-        <w:tc>
-          <w:tcPr>
-            <w:tcW w:w="0" w:type="auto"/>
-            <w:vAlign w:val="center"/>
-          </w:tcPr>
-          <w:p>
-            <w:pPr>
-              <w:spacing w:after="0" w:line="240" w:lineRule="auto"/>
-              <w:ind w:left="0" w:right="0"/>
-              <w:jc w:val="center"/>
-              <w:rPr>
-                <w:rFonts w:ascii="Times New Roman" w:eastAsia="Times New Roman" w:hAnsi="Times New Roman" w:cs="Times New Roman"/>
-              </w:rPr>
-            </w:pPr>
-            <w:r>
-              <w:rPr>
-                <w:rFonts w:ascii="Times New Roman" w:eastAsia="Times New Roman" w:hAnsi="Times New Roman" w:cs="Times New Roman"/>
-              </w:rPr>
-              <w:t>3101</w:t>
-            </w:r>
-          </w:p>
-        </w:tc>
-        <w:tc>
-          <w:tcPr>
-            <w:tcW w:w="0" w:type="auto"/>
-            <w:vAlign w:val="center"/>
-          </w:tcPr>
-          <w:p>
-            <w:pPr>
-              <w:spacing w:after="0" w:line="240" w:lineRule="auto"/>
-              <w:ind w:left="0" w:right="0"/>
-              <w:jc w:val="center"/>
-              <w:rPr>
-                <w:rFonts w:ascii="Times New Roman" w:eastAsia="Times New Roman" w:hAnsi="Times New Roman" w:cs="Times New Roman"/>
-              </w:rPr>
-            </w:pPr>
-          </w:p>
-        </w:tc>
-      </w:tr>
-      <w:tr>
-        <w:trPr>
-          <w:jc w:val="center"/>
-        </w:trPr>
-        <w:tc>
-          <w:tcPr>
-            <w:tcW w:w="0" w:type="auto"/>
-            <w:vAlign w:val="center"/>
-          </w:tcPr>
-          <w:p>
-            <w:pPr>
-              <w:spacing w:after="0" w:line="240" w:lineRule="auto"/>
-              <w:ind w:left="0" w:right="0"/>
-              <w:jc w:val="center"/>
-              <w:rPr>
-                <w:rFonts w:ascii="Times New Roman" w:eastAsia="Times New Roman" w:hAnsi="Times New Roman" w:cs="Times New Roman"/>
-                <w:sz w:val="21"/>
-              </w:rPr>
-            </w:pPr>
-            <w:r>
-              <w:rPr>
-                <w:rFonts w:ascii="Times New Roman" w:eastAsia="Times New Roman" w:hAnsi="Times New Roman" w:cs="Times New Roman"/>
-                <w:sz w:val="21"/>
-              </w:rPr>
-              <w:t>2</w:t>
-            </w:r>
-          </w:p>
-        </w:tc>
-        <w:tc>
-          <w:tcPr>
-            <w:tcW w:w="0" w:type="auto"/>
-            <w:vAlign w:val="center"/>
-          </w:tcPr>
-          <w:p>
-            <w:pPr>
-              <w:spacing w:after="0" w:line="240" w:lineRule="auto"/>
-              <w:ind w:left="0" w:right="0"/>
-              <w:rPr>
-                <w:rFonts w:ascii="Times New Roman" w:eastAsia="Times New Roman" w:hAnsi="Times New Roman" w:cs="Times New Roman"/>
-              </w:rPr>
-            </w:pPr>
-            <w:r>
-              <w:rPr>
-                <w:rFonts w:ascii="Times New Roman" w:eastAsia="Times New Roman" w:hAnsi="Times New Roman" w:cs="Times New Roman"/>
-              </w:rPr>
-              <w:t>Bán buôn vật liệu, thiết bị lắp đặt khác trong xây dựng</w:t>
-            </w:r>
-          </w:p>
-        </w:tc>
-        <w:tc>
-          <w:tcPr>
-            <w:tcW w:w="0" w:type="auto"/>
-            <w:vAlign w:val="center"/>
-          </w:tcPr>
-          <w:p>
-            <w:pPr>
-              <w:spacing w:after="0" w:line="240" w:lineRule="auto"/>
-              <w:ind w:left="0" w:right="0"/>
-              <w:jc w:val="center"/>
-              <w:rPr>
-                <w:rFonts w:ascii="Times New Roman" w:eastAsia="Times New Roman" w:hAnsi="Times New Roman" w:cs="Times New Roman"/>
-              </w:rPr>
-            </w:pPr>
-            <w:r>
-              <w:rPr>
-                <w:rFonts w:ascii="Times New Roman" w:eastAsia="Times New Roman" w:hAnsi="Times New Roman" w:cs="Times New Roman"/>
-              </w:rPr>
-              <w:t>4673</w:t>
-            </w:r>
-          </w:p>
-        </w:tc>
-        <w:tc>
-          <w:tcPr>
-            <w:tcW w:w="0" w:type="auto"/>
-            <w:vAlign w:val="center"/>
-          </w:tcPr>
-          <w:p>
-            <w:pPr>
-              <w:spacing w:after="0" w:line="240" w:lineRule="auto"/>
-              <w:ind w:left="0" w:right="0"/>
-              <w:jc w:val="center"/>
-              <w:rPr>
-                <w:rFonts w:ascii="Times New Roman" w:eastAsia="Times New Roman" w:hAnsi="Times New Roman" w:cs="Times New Roman"/>
-              </w:rPr>
-            </w:pPr>
-          </w:p>
-        </w:tc>
-      </w:tr>
-    </w:tbl>
-    <w:p>
-      <w:pPr>
-        <w:spacing w:after="120" w:line="240" w:lineRule="auto"/>
-        <w:ind w:left="720" w:right="0"/>
-        <w:contextualSpacing/>
-        <w:jc w:val="both"/>
-        <w:rPr>
-          <w:rFonts w:ascii="Times New Roman" w:eastAsia="Times New Roman" w:hAnsi="Times New Roman" w:cs="Times New Roman"/>
-          <w:sz w:val="26"/>
-        </w:rPr>
-      </w:pPr>
-    </w:p>
-    <w:p>
-      <w:pPr>
-        <w:numPr>
-          <w:ilvl w:val="0"/>
-          <w:numId w:val="5"/>
-        </w:numPr>
-        <w:ind w:right="0"/>
-        <w:contextualSpacing/>
-        <w:rPr>
-          <w:rFonts w:ascii="Times New Roman" w:eastAsia="Times New Roman" w:hAnsi="Times New Roman" w:cs="Times New Roman"/>
-          <w:sz w:val="26"/>
-        </w:rPr>
-      </w:pPr>
-      <w:r>
-        <w:rPr>
-          <w:rFonts w:ascii="Times New Roman" w:eastAsia="Times New Roman" w:hAnsi="Times New Roman" w:cs="Times New Roman"/>
-          <w:sz w:val="26"/>
-        </w:rPr>
-        <w:t>Bỏ các ngành nghề kinh doanh sau:</w:t>
-      </w:r>
-    </w:p>
-    <w:tbl>
-      <w:tblPr>
-        <w:tblStyle w:val="TableGrid1"/>
-        <w:tblW w:w="0" w:type="auto"/>
-        <w:jc w:val="center"/>
-        <w:tblLook w:val="04A0" w:firstRow="1" w:lastRow="0" w:firstColumn="1" w:lastColumn="0" w:noHBand="0" w:noVBand="1"/>
-      </w:tblPr>
-      <w:tblGrid>
-        <w:gridCol w:w="632"/>
-        <w:gridCol w:w="4798"/>
-        <w:gridCol w:w="1176"/>
-        <w:gridCol w:w="1421"/>
-      </w:tblGrid>
-      <w:tr>
-        <w:trPr>
-          <w:jc w:val="center"/>
-        </w:trPr>
-        <w:tc>
-          <w:tcPr>
-            <w:tcW w:w="0" w:type="auto"/>
-            <w:shd w:val="clear" w:color="auto" w:fill="D9EAF7"/>
-            <w:vAlign w:val="center"/>
-          </w:tcPr>
-          <w:p>
-            <w:pPr>
-              <w:spacing w:after="0" w:line="240" w:lineRule="auto"/>
-              <w:ind w:left="0" w:right="0"/>
-              <w:jc w:val="center"/>
-              <w:rPr>
-                <w:rFonts w:ascii="Times New Roman" w:eastAsia="Times New Roman" w:hAnsi="Times New Roman" w:cs="Times New Roman"/>
-              </w:rPr>
-            </w:pPr>
-            <w:r>
-              <w:rPr>
-                <w:rFonts w:ascii="Times New Roman" w:eastAsia="Times New Roman" w:hAnsi="Times New Roman" w:cs="Times New Roman"/>
-                <w:b/>
-              </w:rPr>
-              <w:t>STT</w:t>
-            </w:r>
-          </w:p>
-        </w:tc>
-        <w:tc>
-          <w:tcPr>
-            <w:tcW w:w="0" w:type="auto"/>
-            <w:shd w:val="clear" w:color="auto" w:fill="D9EAF7"/>
-            <w:vAlign w:val="center"/>
-          </w:tcPr>
-          <w:p>
-            <w:pPr>
-              <w:spacing w:after="0" w:line="240" w:lineRule="auto"/>
-              <w:ind w:left="0" w:right="0"/>
-              <w:jc w:val="center"/>
-              <w:rPr>
-                <w:rFonts w:ascii="Times New Roman" w:eastAsia="Times New Roman" w:hAnsi="Times New Roman" w:cs="Times New Roman"/>
-              </w:rPr>
-            </w:pPr>
-            <w:r>
-              <w:rPr>
-                <w:rFonts w:ascii="Times New Roman" w:eastAsia="Times New Roman" w:hAnsi="Times New Roman" w:cs="Times New Roman"/>
-                <w:b/>
-              </w:rPr>
-              <w:t>Tên ngành</w:t>
-            </w:r>
-          </w:p>
-        </w:tc>
-        <w:tc>
-          <w:tcPr>
-            <w:tcW w:w="0" w:type="auto"/>
-            <w:shd w:val="clear" w:color="auto" w:fill="D9EAF7"/>
-            <w:vAlign w:val="center"/>
-          </w:tcPr>
-          <w:p>
-            <w:pPr>
-              <w:spacing w:after="0" w:line="240" w:lineRule="auto"/>
-              <w:ind w:left="0" w:right="0"/>
-              <w:jc w:val="center"/>
-              <w:rPr>
-                <w:rFonts w:ascii="Times New Roman" w:eastAsia="Times New Roman" w:hAnsi="Times New Roman" w:cs="Times New Roman"/>
-              </w:rPr>
-            </w:pPr>
-            <w:r>
-              <w:rPr>
-                <w:rFonts w:ascii="Times New Roman" w:eastAsia="Times New Roman" w:hAnsi="Times New Roman" w:cs="Times New Roman"/>
-                <w:b/>
-              </w:rPr>
-              <w:t>Mã ngành</w:t>
-            </w:r>
-          </w:p>
-        </w:tc>
-        <w:tc>
-          <w:tcPr>
-            <w:tcW w:w="0" w:type="auto"/>
-            <w:shd w:val="clear" w:color="auto" w:fill="D9EAF7"/>
-            <w:vAlign w:val="center"/>
-          </w:tcPr>
-          <w:p>
-            <w:pPr>
-              <w:spacing w:after="0" w:line="240" w:lineRule="auto"/>
-              <w:ind w:left="0" w:right="0"/>
-              <w:jc w:val="center"/>
-              <w:rPr>
-                <w:rFonts w:ascii="Times New Roman" w:eastAsia="Times New Roman" w:hAnsi="Times New Roman" w:cs="Times New Roman"/>
-              </w:rPr>
-            </w:pPr>
-            <w:r>
-              <w:rPr>
-                <w:rFonts w:ascii="Times New Roman" w:eastAsia="Times New Roman" w:hAnsi="Times New Roman" w:cs="Times New Roman"/>
-                <w:b/>
-              </w:rPr>
-              <w:t>Ngành chính</w:t>
-            </w:r>
-          </w:p>
-        </w:tc>
-      </w:tr>
-      <w:tr>
-        <w:trPr>
-          <w:jc w:val="center"/>
-        </w:trPr>
-        <w:tc>
-          <w:tcPr>
-            <w:tcW w:w="0" w:type="auto"/>
-            <w:vAlign w:val="center"/>
-          </w:tcPr>
-          <w:p>
-            <w:pPr>
-              <w:spacing w:after="0" w:line="240" w:lineRule="auto"/>
-              <w:ind w:left="0" w:right="0"/>
-              <w:jc w:val="center"/>
-              <w:rPr>
-                <w:rFonts w:ascii="Times New Roman" w:eastAsia="Times New Roman" w:hAnsi="Times New Roman" w:cs="Times New Roman"/>
-              </w:rPr>
-            </w:pPr>
-            <w:r>
-              <w:rPr>
-                <w:rFonts w:ascii="Times New Roman" w:eastAsia="Times New Roman" w:hAnsi="Times New Roman" w:cs="Times New Roman"/>
-                <w:sz w:val="21"/>
-              </w:rPr>
-              <w:t>1</w:t>
-            </w:r>
-          </w:p>
-        </w:tc>
-        <w:tc>
-          <w:tcPr>
-            <w:tcW w:w="0" w:type="auto"/>
-            <w:vAlign w:val="center"/>
-          </w:tcPr>
-          <w:p>
-            <w:pPr>
-              <w:spacing w:after="0" w:line="240" w:lineRule="auto"/>
-              <w:ind w:left="0" w:right="0"/>
-              <w:rPr>
-                <w:rFonts w:ascii="Times New Roman" w:eastAsia="Times New Roman" w:hAnsi="Times New Roman" w:cs="Times New Roman"/>
-                <w:sz w:val="21"/>
-              </w:rPr>
-            </w:pPr>
-            <w:r>
-              <w:rPr>
-                <w:rFonts w:ascii="Times New Roman" w:eastAsia="Times New Roman" w:hAnsi="Times New Roman" w:cs="Times New Roman"/>
-                <w:sz w:val="21"/>
-              </w:rPr>
-              <w:t>Sản xuất giường, tủ, bàn, ghế</w:t>
-            </w:r>
-          </w:p>
-          <w:p>
-            <w:pPr>
-              <w:spacing w:after="0" w:line="240" w:lineRule="auto"/>
-              <w:ind w:left="0" w:right="0"/>
-              <w:rPr>
-                <w:rFonts w:ascii="Times New Roman" w:eastAsia="Times New Roman" w:hAnsi="Times New Roman" w:cs="Times New Roman"/>
-              </w:rPr>
-            </w:pPr>
-            <w:r>
-              <w:rPr>
-                <w:rFonts w:ascii="Times New Roman" w:eastAsia="Times New Roman" w:hAnsi="Times New Roman" w:cs="Times New Roman"/>
-              </w:rPr>
-              <w:t>(không hoạt động tại trụ sở)</w:t>
-            </w:r>
-          </w:p>
-        </w:tc>
-        <w:tc>
-          <w:tcPr>
-            <w:tcW w:w="0" w:type="auto"/>
-            <w:vAlign w:val="center"/>
-          </w:tcPr>
-          <w:p>
-            <w:pPr>
-              <w:spacing w:after="0" w:line="240" w:lineRule="auto"/>
-              <w:ind w:left="0" w:right="0"/>
-              <w:jc w:val="center"/>
-              <w:rPr>
-                <w:rFonts w:ascii="Times New Roman" w:eastAsia="Times New Roman" w:hAnsi="Times New Roman" w:cs="Times New Roman"/>
-              </w:rPr>
-            </w:pPr>
-            <w:r>
-              <w:rPr>
-                <w:rFonts w:ascii="Times New Roman" w:eastAsia="Times New Roman" w:hAnsi="Times New Roman" w:cs="Times New Roman"/>
-                <w:sz w:val="21"/>
-              </w:rPr>
-              <w:t>3100</w:t>
-            </w:r>
-          </w:p>
-        </w:tc>
-        <w:tc>
-          <w:tcPr>
-            <w:tcW w:w="0" w:type="auto"/>
-            <w:vAlign w:val="center"/>
-          </w:tcPr>
-          <w:p>
-            <w:pPr>
-              <w:spacing w:after="0" w:line="240" w:lineRule="auto"/>
-              <w:ind w:left="0" w:right="0"/>
-              <w:jc w:val="center"/>
-              <w:rPr>
-                <w:rFonts w:ascii="Times New Roman" w:eastAsia="Times New Roman" w:hAnsi="Times New Roman" w:cs="Times New Roman"/>
-              </w:rPr>
-            </w:pPr>
-          </w:p>
-        </w:tc>
-      </w:tr>
-      <w:tr>
-        <w:trPr>
-          <w:jc w:val="center"/>
-        </w:trPr>
-        <w:tc>
-          <w:tcPr>
-            <w:tcW w:w="0" w:type="auto"/>
-            <w:vAlign w:val="center"/>
-          </w:tcPr>
-          <w:p>
-            <w:pPr>
-              <w:spacing w:after="0" w:line="240" w:lineRule="auto"/>
-              <w:ind w:left="0" w:right="0"/>
-              <w:jc w:val="center"/>
-              <w:rPr>
-                <w:rFonts w:ascii="Times New Roman" w:eastAsia="Times New Roman" w:hAnsi="Times New Roman" w:cs="Times New Roman"/>
-                <w:sz w:val="21"/>
-              </w:rPr>
-            </w:pPr>
-            <w:r>
-              <w:rPr>
-                <w:rFonts w:ascii="Times New Roman" w:eastAsia="Times New Roman" w:hAnsi="Times New Roman" w:cs="Times New Roman"/>
-                <w:sz w:val="21"/>
-              </w:rPr>
-              <w:t>2</w:t>
-            </w:r>
-          </w:p>
-        </w:tc>
-        <w:tc>
-          <w:tcPr>
-            <w:tcW w:w="0" w:type="auto"/>
-            <w:vAlign w:val="center"/>
-          </w:tcPr>
-          <w:p>
-            <w:pPr>
-              <w:spacing w:after="0" w:line="240" w:lineRule="auto"/>
-              <w:ind w:left="0" w:right="0"/>
-              <w:rPr>
-                <w:rFonts w:ascii="Times New Roman" w:eastAsia="Times New Roman" w:hAnsi="Times New Roman" w:cs="Times New Roman"/>
-                <w:sz w:val="21"/>
-              </w:rPr>
-            </w:pPr>
-            <w:r>
-              <w:rPr>
-                <w:rFonts w:ascii="Times New Roman" w:eastAsia="Times New Roman" w:hAnsi="Times New Roman" w:cs="Times New Roman"/>
-                <w:sz w:val="21"/>
-              </w:rPr>
-              <w:t>Bán buôn vật liệu, thiết bị lắp đặt khác trong xây dựng</w:t>
-            </w:r>
-          </w:p>
-          <w:p>
-            <w:pPr>
-              <w:spacing w:after="0" w:line="240" w:lineRule="auto"/>
-              <w:ind w:left="0" w:right="0"/>
-              <w:rPr>
-                <w:rFonts w:ascii="Times New Roman" w:eastAsia="Times New Roman" w:hAnsi="Times New Roman" w:cs="Times New Roman"/>
-                <w:sz w:val="21"/>
-              </w:rPr>
-            </w:pPr>
-            <w:r>
-              <w:rPr>
-                <w:rFonts w:ascii="Times New Roman" w:eastAsia="Times New Roman" w:hAnsi="Times New Roman" w:cs="Times New Roman"/>
-                <w:sz w:val="21"/>
-              </w:rPr>
-              <w:t>(không hoạt động tại trụ sở)</w:t>
-            </w:r>
-          </w:p>
-        </w:tc>
-        <w:tc>
-          <w:tcPr>
-            <w:tcW w:w="0" w:type="auto"/>
-            <w:vAlign w:val="center"/>
-          </w:tcPr>
-          <w:p>
-            <w:pPr>
-              <w:spacing w:after="0" w:line="240" w:lineRule="auto"/>
-              <w:ind w:left="0" w:right="0"/>
-              <w:jc w:val="center"/>
-              <w:rPr>
-                <w:rFonts w:ascii="Times New Roman" w:eastAsia="Times New Roman" w:hAnsi="Times New Roman" w:cs="Times New Roman"/>
-                <w:sz w:val="21"/>
-              </w:rPr>
-            </w:pPr>
-            <w:r>
-              <w:rPr>
-                <w:rFonts w:ascii="Times New Roman" w:eastAsia="Times New Roman" w:hAnsi="Times New Roman" w:cs="Times New Roman"/>
-                <w:sz w:val="21"/>
-              </w:rPr>
-              <w:t>4663</w:t>
-            </w:r>
-          </w:p>
-        </w:tc>
-        <w:tc>
-          <w:tcPr>
-            <w:tcW w:w="0" w:type="auto"/>
-            <w:vAlign w:val="center"/>
-          </w:tcPr>
-          <w:p>
-            <w:pPr>
-              <w:spacing w:after="0" w:line="240" w:lineRule="auto"/>
-              <w:ind w:left="0" w:right="0"/>
-              <w:jc w:val="center"/>
-              <w:rPr>
-                <w:rFonts w:ascii="Times New Roman" w:eastAsia="Times New Roman" w:hAnsi="Times New Roman" w:cs="Times New Roman"/>
-              </w:rPr>
-            </w:pPr>
-          </w:p>
-        </w:tc>
-      </w:tr>
-    </w:tbl>
-    <w:p>
-      <w:pPr>
-        <w:ind w:left="720" w:right="0"/>
-        <w:contextualSpacing/>
-        <w:rPr>
-          <w:rFonts w:ascii="Times New Roman" w:eastAsia="Times New Roman" w:hAnsi="Times New Roman" w:cs="Times New Roman"/>
-          <w:sz w:val="26"/>
-        </w:rPr>
-      </w:pPr>
-    </w:p>
-    <w:p>
-      <w:pPr>
-        <w:numPr>
-          <w:ilvl w:val="0"/>
-          <w:numId w:val="5"/>
-        </w:numPr>
-        <w:ind w:right="0"/>
-        <w:contextualSpacing/>
-        <w:rPr>
-          <w:rFonts w:ascii="Times New Roman" w:eastAsia="Times New Roman" w:hAnsi="Times New Roman" w:cs="Times New Roman"/>
-          <w:sz w:val="26"/>
-        </w:rPr>
-      </w:pPr>
-      <w:r>
-        <w:rPr>
-          <w:rFonts w:ascii="Times New Roman" w:eastAsia="Times New Roman" w:hAnsi="Times New Roman" w:cs="Times New Roman"/>
-          <w:sz w:val="26"/>
-        </w:rPr>
-        <w:lastRenderedPageBreak/>
-        <w:t>Cập nhật các ngành nghề kinh doanh sau:</w:t>
-      </w:r>
-    </w:p>
-    <w:tbl>
-      <w:tblPr>
-        <w:tblStyle w:val="TableGrid1"/>
-        <w:tblW w:w="0" w:type="auto"/>
-        <w:jc w:val="center"/>
-        <w:tblLook w:val="04A0" w:firstRow="1" w:lastRow="0" w:firstColumn="1" w:lastColumn="0" w:noHBand="0" w:noVBand="1"/>
-      </w:tblPr>
-      <w:tblGrid>
-        <w:gridCol w:w="632"/>
-        <w:gridCol w:w="6267"/>
-        <w:gridCol w:w="989"/>
-        <w:gridCol w:w="1128"/>
-      </w:tblGrid>
-      <w:tr>
-        <w:trPr>
-          <w:jc w:val="center"/>
-        </w:trPr>
-        <w:tc>
-          <w:tcPr>
-            <w:tcW w:w="0" w:type="auto"/>
-            <w:shd w:val="clear" w:color="auto" w:fill="D9EAF7"/>
-            <w:vAlign w:val="center"/>
-          </w:tcPr>
-          <w:p>
-            <w:pPr>
-              <w:spacing w:after="0" w:line="240" w:lineRule="auto"/>
-              <w:ind w:left="0" w:right="0"/>
-              <w:jc w:val="center"/>
-              <w:rPr>
-                <w:rFonts w:ascii="Times New Roman" w:eastAsia="Times New Roman" w:hAnsi="Times New Roman" w:cs="Times New Roman"/>
-              </w:rPr>
-            </w:pPr>
-            <w:r>
-              <w:rPr>
-                <w:rFonts w:ascii="Times New Roman" w:eastAsia="Times New Roman" w:hAnsi="Times New Roman" w:cs="Times New Roman"/>
-                <w:b/>
-              </w:rPr>
-              <w:t>STT</w:t>
-            </w:r>
-          </w:p>
-        </w:tc>
-        <w:tc>
-          <w:tcPr>
-            <w:tcW w:w="0" w:type="auto"/>
-            <w:shd w:val="clear" w:color="auto" w:fill="D9EAF7"/>
-            <w:vAlign w:val="center"/>
-          </w:tcPr>
-          <w:p>
-            <w:pPr>
-              <w:spacing w:after="0" w:line="240" w:lineRule="auto"/>
-              <w:ind w:left="0" w:right="0"/>
-              <w:jc w:val="center"/>
-              <w:rPr>
-                <w:rFonts w:ascii="Times New Roman" w:eastAsia="Times New Roman" w:hAnsi="Times New Roman" w:cs="Times New Roman"/>
-              </w:rPr>
-            </w:pPr>
-            <w:r>
-              <w:rPr>
-                <w:rFonts w:ascii="Times New Roman" w:eastAsia="Times New Roman" w:hAnsi="Times New Roman" w:cs="Times New Roman"/>
-                <w:b/>
-              </w:rPr>
-              <w:t>Tên ngành</w:t>
-            </w:r>
-          </w:p>
-        </w:tc>
-        <w:tc>
-          <w:tcPr>
-            <w:tcW w:w="0" w:type="auto"/>
-            <w:shd w:val="clear" w:color="auto" w:fill="D9EAF7"/>
-            <w:vAlign w:val="center"/>
-          </w:tcPr>
-          <w:p>
-            <w:pPr>
-              <w:spacing w:after="0" w:line="240" w:lineRule="auto"/>
-              <w:ind w:left="0" w:right="0"/>
-              <w:jc w:val="center"/>
-              <w:rPr>
-                <w:rFonts w:ascii="Times New Roman" w:eastAsia="Times New Roman" w:hAnsi="Times New Roman" w:cs="Times New Roman"/>
-              </w:rPr>
-            </w:pPr>
-            <w:r>
-              <w:rPr>
-                <w:rFonts w:ascii="Times New Roman" w:eastAsia="Times New Roman" w:hAnsi="Times New Roman" w:cs="Times New Roman"/>
-                <w:b/>
-              </w:rPr>
-              <w:t>Mã ngành</w:t>
-            </w:r>
-          </w:p>
-        </w:tc>
-        <w:tc>
-          <w:tcPr>
-            <w:tcW w:w="0" w:type="auto"/>
-            <w:shd w:val="clear" w:color="auto" w:fill="D9EAF7"/>
-            <w:vAlign w:val="center"/>
-          </w:tcPr>
-          <w:p>
-            <w:pPr>
-              <w:spacing w:after="0" w:line="240" w:lineRule="auto"/>
-              <w:ind w:left="0" w:right="0"/>
-              <w:jc w:val="center"/>
-              <w:rPr>
-                <w:rFonts w:ascii="Times New Roman" w:eastAsia="Times New Roman" w:hAnsi="Times New Roman" w:cs="Times New Roman"/>
-              </w:rPr>
-            </w:pPr>
-            <w:r>
-              <w:rPr>
-                <w:rFonts w:ascii="Times New Roman" w:eastAsia="Times New Roman" w:hAnsi="Times New Roman" w:cs="Times New Roman"/>
-                <w:b/>
-              </w:rPr>
-              <w:t>Ngành chính</w:t>
-            </w:r>
-          </w:p>
-        </w:tc>
-      </w:tr>
-      <w:tr>
-        <w:trPr>
-          <w:jc w:val="center"/>
-        </w:trPr>
-        <w:tc>
-          <w:tcPr>
-            <w:tcW w:w="0" w:type="auto"/>
-            <w:vAlign w:val="center"/>
-          </w:tcPr>
-          <w:p>
-            <w:pPr>
-              <w:spacing w:after="0" w:line="240" w:lineRule="auto"/>
-              <w:ind w:left="0" w:right="0"/>
-              <w:jc w:val="center"/>
-              <w:rPr>
-                <w:rFonts w:ascii="Times New Roman" w:eastAsia="Times New Roman" w:hAnsi="Times New Roman" w:cs="Times New Roman"/>
-              </w:rPr>
-            </w:pPr>
-            <w:r>
-              <w:rPr>
-                <w:rFonts w:ascii="Times New Roman" w:eastAsia="Times New Roman" w:hAnsi="Times New Roman" w:cs="Times New Roman"/>
-                <w:sz w:val="21"/>
-              </w:rPr>
-              <w:t>1</w:t>
-            </w:r>
-          </w:p>
-        </w:tc>
-        <w:tc>
-          <w:tcPr>
-            <w:tcW w:w="0" w:type="auto"/>
-            <w:vAlign w:val="center"/>
-          </w:tcPr>
-          <w:p>
-            <w:pPr>
-              <w:spacing w:after="0" w:line="240" w:lineRule="auto"/>
-              <w:ind w:left="0" w:right="0"/>
-              <w:rPr>
-                <w:rFonts w:ascii="Times New Roman" w:eastAsia="Times New Roman" w:hAnsi="Times New Roman" w:cs="Times New Roman"/>
-              </w:rPr>
-            </w:pPr>
-            <w:r>
-              <w:rPr>
-                <w:rFonts w:ascii="Times New Roman" w:eastAsia="Times New Roman" w:hAnsi="Times New Roman" w:cs="Times New Roman"/>
-                <w:sz w:val="21"/>
-              </w:rPr>
-              <w:t>Sửa chữa, bảo dưỡng máy móc, thiết bị</w:t>
-            </w:r>
-          </w:p>
-        </w:tc>
-        <w:tc>
-          <w:tcPr>
-            <w:tcW w:w="0" w:type="auto"/>
-            <w:vAlign w:val="center"/>
-          </w:tcPr>
-          <w:p>
-            <w:pPr>
-              <w:spacing w:after="0" w:line="240" w:lineRule="auto"/>
-              <w:ind w:left="0" w:right="0"/>
-              <w:jc w:val="center"/>
-              <w:rPr>
-                <w:rFonts w:ascii="Times New Roman" w:eastAsia="Times New Roman" w:hAnsi="Times New Roman" w:cs="Times New Roman"/>
-              </w:rPr>
-            </w:pPr>
-            <w:r>
-              <w:rPr>
-                <w:rFonts w:ascii="Times New Roman" w:eastAsia="Times New Roman" w:hAnsi="Times New Roman" w:cs="Times New Roman"/>
-                <w:sz w:val="21"/>
-              </w:rPr>
-              <w:t>3312</w:t>
-            </w:r>
-          </w:p>
-        </w:tc>
-        <w:tc>
-          <w:tcPr>
-            <w:tcW w:w="0" w:type="auto"/>
-            <w:vAlign w:val="center"/>
-          </w:tcPr>
-          <w:p>
-            <w:pPr>
-              <w:spacing w:after="0" w:line="240" w:lineRule="auto"/>
-              <w:ind w:left="0" w:right="0"/>
-              <w:jc w:val="center"/>
-              <w:rPr>
-                <w:rFonts w:ascii="Times New Roman" w:eastAsia="Times New Roman" w:hAnsi="Times New Roman" w:cs="Times New Roman"/>
-              </w:rPr>
-            </w:pPr>
-          </w:p>
-        </w:tc>
-      </w:tr>
-      <w:tr>
-        <w:trPr>
-          <w:jc w:val="center"/>
-        </w:trPr>
-        <w:tc>
-          <w:tcPr>
-            <w:tcW w:w="0" w:type="auto"/>
-            <w:vAlign w:val="center"/>
-          </w:tcPr>
-          <w:p>
-            <w:pPr>
-              <w:spacing w:after="0" w:line="240" w:lineRule="auto"/>
-              <w:ind w:left="0" w:right="0"/>
-              <w:jc w:val="center"/>
-              <w:rPr>
-                <w:rFonts w:ascii="Times New Roman" w:eastAsia="Times New Roman" w:hAnsi="Times New Roman" w:cs="Times New Roman"/>
-                <w:sz w:val="21"/>
-              </w:rPr>
-            </w:pPr>
-            <w:r>
-              <w:rPr>
-                <w:rFonts w:ascii="Times New Roman" w:eastAsia="Times New Roman" w:hAnsi="Times New Roman" w:cs="Times New Roman"/>
-                <w:sz w:val="21"/>
-              </w:rPr>
-              <w:t>2</w:t>
-            </w:r>
-          </w:p>
-        </w:tc>
-        <w:tc>
-          <w:tcPr>
-            <w:tcW w:w="0" w:type="auto"/>
-            <w:vAlign w:val="center"/>
-          </w:tcPr>
-          <w:p>
-            <w:pPr>
-              <w:spacing w:after="0" w:line="240" w:lineRule="auto"/>
-              <w:ind w:left="0" w:right="0"/>
-              <w:rPr>
-                <w:rFonts w:ascii="Times New Roman" w:eastAsia="Times New Roman" w:hAnsi="Times New Roman" w:cs="Times New Roman"/>
-                <w:sz w:val="21"/>
-              </w:rPr>
-            </w:pPr>
-            <w:r>
-              <w:rPr>
-                <w:rFonts w:ascii="Times New Roman" w:eastAsia="Times New Roman" w:hAnsi="Times New Roman" w:cs="Times New Roman"/>
-                <w:sz w:val="21"/>
-              </w:rPr>
-              <w:t>Bán lẻ đồ ngũ kim, sơn, kính, vật liệu và thiết bị lắp đặt khác trong xây dựng</w:t>
-            </w:r>
-          </w:p>
-        </w:tc>
-        <w:tc>
-          <w:tcPr>
-            <w:tcW w:w="0" w:type="auto"/>
-            <w:vAlign w:val="center"/>
-          </w:tcPr>
-          <w:p>
-            <w:pPr>
-              <w:spacing w:after="0" w:line="240" w:lineRule="auto"/>
-              <w:ind w:left="0" w:right="0"/>
-              <w:jc w:val="center"/>
-              <w:rPr>
-                <w:rFonts w:ascii="Times New Roman" w:eastAsia="Times New Roman" w:hAnsi="Times New Roman" w:cs="Times New Roman"/>
-                <w:sz w:val="21"/>
-              </w:rPr>
-            </w:pPr>
-            <w:r>
-              <w:rPr>
-                <w:rFonts w:ascii="Times New Roman" w:eastAsia="Times New Roman" w:hAnsi="Times New Roman" w:cs="Times New Roman"/>
-                <w:sz w:val="21"/>
-              </w:rPr>
-              <w:t>4752</w:t>
-            </w:r>
-          </w:p>
-        </w:tc>
-        <w:tc>
-          <w:tcPr>
-            <w:tcW w:w="0" w:type="auto"/>
-            <w:vAlign w:val="center"/>
-          </w:tcPr>
-          <w:p>
-            <w:pPr>
-              <w:spacing w:after="0" w:line="240" w:lineRule="auto"/>
-              <w:ind w:left="0" w:right="0"/>
-              <w:jc w:val="center"/>
-              <w:rPr>
-                <w:rFonts w:ascii="Times New Roman" w:eastAsia="Times New Roman" w:hAnsi="Times New Roman" w:cs="Times New Roman"/>
-              </w:rPr>
-            </w:pPr>
-            <w:r>
-              <w:rPr>
-                <w:rFonts w:ascii="Times New Roman" w:eastAsia="Times New Roman" w:hAnsi="Times New Roman" w:cs="Times New Roman"/>
-              </w:rPr>
-              <w:t>X</w:t>
-            </w:r>
-          </w:p>
-        </w:tc>
-      </w:tr>
-      <w:tr>
-        <w:trPr>
-          <w:jc w:val="center"/>
-        </w:trPr>
-        <w:tc>
-          <w:tcPr>
-            <w:tcW w:w="0" w:type="auto"/>
-            <w:vAlign w:val="center"/>
-          </w:tcPr>
-          <w:p>
-            <w:pPr>
-              <w:spacing w:after="0" w:line="240" w:lineRule="auto"/>
-              <w:ind w:left="0" w:right="0"/>
-              <w:jc w:val="center"/>
-              <w:rPr>
-                <w:rFonts w:ascii="Times New Roman" w:eastAsia="Times New Roman" w:hAnsi="Times New Roman" w:cs="Times New Roman"/>
-                <w:sz w:val="21"/>
-              </w:rPr>
-            </w:pPr>
-            <w:r>
-              <w:rPr>
-                <w:rFonts w:ascii="Times New Roman" w:eastAsia="Times New Roman" w:hAnsi="Times New Roman" w:cs="Times New Roman"/>
-                <w:sz w:val="21"/>
-              </w:rPr>
-              <w:t>3</w:t>
-            </w:r>
-          </w:p>
-        </w:tc>
-        <w:tc>
-          <w:tcPr>
-            <w:tcW w:w="0" w:type="auto"/>
-            <w:vAlign w:val="center"/>
-          </w:tcPr>
-          <w:p>
-            <w:pPr>
-              <w:spacing w:after="0" w:line="240" w:lineRule="auto"/>
-              <w:ind w:left="0" w:right="0"/>
-              <w:rPr>
-                <w:rFonts w:ascii="Times New Roman" w:eastAsia="Times New Roman" w:hAnsi="Times New Roman" w:cs="Times New Roman"/>
-                <w:sz w:val="21"/>
-              </w:rPr>
-            </w:pPr>
-            <w:r>
-              <w:rPr>
-                <w:rFonts w:ascii="Times New Roman" w:eastAsia="Times New Roman" w:hAnsi="Times New Roman" w:cs="Times New Roman"/>
-                <w:sz w:val="21"/>
-              </w:rPr>
-              <w:t>Bán lẻ đồ điện gia dụng, giường, tủ, bàn, ghế và đồ nội thất tương tự, đèn và bộ đèn điện, đồ dùng gia đình khác chưa được phân vào đâu</w:t>
-            </w:r>
-          </w:p>
-        </w:tc>
-        <w:tc>
-          <w:tcPr>
-            <w:tcW w:w="0" w:type="auto"/>
-            <w:vAlign w:val="center"/>
-          </w:tcPr>
-          <w:p>
-            <w:pPr>
-              <w:spacing w:after="0" w:line="240" w:lineRule="auto"/>
-              <w:ind w:left="0" w:right="0"/>
-              <w:jc w:val="center"/>
-              <w:rPr>
-                <w:rFonts w:ascii="Times New Roman" w:eastAsia="Times New Roman" w:hAnsi="Times New Roman" w:cs="Times New Roman"/>
-                <w:sz w:val="21"/>
-              </w:rPr>
-            </w:pPr>
-            <w:r>
-              <w:rPr>
-                <w:rFonts w:ascii="Times New Roman" w:eastAsia="Times New Roman" w:hAnsi="Times New Roman" w:cs="Times New Roman"/>
-                <w:sz w:val="21"/>
-              </w:rPr>
-              <w:t>4759</w:t>
-            </w:r>
-          </w:p>
-        </w:tc>
-        <w:tc>
-          <w:tcPr>
-            <w:tcW w:w="0" w:type="auto"/>
-            <w:vAlign w:val="center"/>
-          </w:tcPr>
-          <w:p>
-            <w:pPr>
-              <w:spacing w:after="0" w:line="240" w:lineRule="auto"/>
-              <w:ind w:left="0" w:right="0"/>
-              <w:jc w:val="center"/>
-              <w:rPr>
-                <w:rFonts w:ascii="Times New Roman" w:eastAsia="Times New Roman" w:hAnsi="Times New Roman" w:cs="Times New Roman"/>
-              </w:rPr>
-            </w:pPr>
-          </w:p>
-        </w:tc>
-      </w:tr>
-      <w:tr>
-        <w:trPr>
-          <w:jc w:val="center"/>
-        </w:trPr>
-        <w:tc>
-          <w:tcPr>
-            <w:tcW w:w="0" w:type="auto"/>
-            <w:vAlign w:val="center"/>
-          </w:tcPr>
-          <w:p>
-            <w:pPr>
-              <w:spacing w:after="0" w:line="240" w:lineRule="auto"/>
-              <w:ind w:left="0" w:right="0"/>
-              <w:jc w:val="center"/>
-              <w:rPr>
-                <w:rFonts w:ascii="Times New Roman" w:eastAsia="Times New Roman" w:hAnsi="Times New Roman" w:cs="Times New Roman"/>
-                <w:sz w:val="21"/>
-              </w:rPr>
-            </w:pPr>
-            <w:r>
-              <w:rPr>
-                <w:rFonts w:ascii="Times New Roman" w:eastAsia="Times New Roman" w:hAnsi="Times New Roman" w:cs="Times New Roman"/>
-                <w:sz w:val="21"/>
-              </w:rPr>
-              <w:t>4</w:t>
-            </w:r>
-          </w:p>
-        </w:tc>
-        <w:tc>
-          <w:tcPr>
-            <w:tcW w:w="0" w:type="auto"/>
-            <w:vAlign w:val="center"/>
-          </w:tcPr>
-          <w:p>
-            <w:pPr>
-              <w:spacing w:after="0" w:line="240" w:lineRule="auto"/>
-              <w:ind w:left="0" w:right="0"/>
-              <w:rPr>
-                <w:rFonts w:ascii="Times New Roman" w:eastAsia="Times New Roman" w:hAnsi="Times New Roman" w:cs="Times New Roman"/>
-                <w:sz w:val="21"/>
-              </w:rPr>
-            </w:pPr>
-            <w:r>
-              <w:rPr>
-                <w:rFonts w:ascii="Times New Roman" w:eastAsia="Times New Roman" w:hAnsi="Times New Roman" w:cs="Times New Roman"/>
-                <w:sz w:val="21"/>
-              </w:rPr>
-              <w:t>Sửa chữa, bảo dưỡng giường, tủ, bàn, ghế và đồ nội thất tương tự</w:t>
-            </w:r>
-          </w:p>
-        </w:tc>
-        <w:tc>
-          <w:tcPr>
-            <w:tcW w:w="0" w:type="auto"/>
-            <w:vAlign w:val="center"/>
-          </w:tcPr>
-          <w:p>
-            <w:pPr>
-              <w:spacing w:after="0" w:line="240" w:lineRule="auto"/>
-              <w:ind w:left="0" w:right="0"/>
-              <w:jc w:val="center"/>
-              <w:rPr>
-                <w:rFonts w:ascii="Times New Roman" w:eastAsia="Times New Roman" w:hAnsi="Times New Roman" w:cs="Times New Roman"/>
-                <w:sz w:val="21"/>
-              </w:rPr>
-            </w:pPr>
-            <w:r>
-              <w:rPr>
-                <w:rFonts w:ascii="Times New Roman" w:eastAsia="Times New Roman" w:hAnsi="Times New Roman" w:cs="Times New Roman"/>
-                <w:sz w:val="21"/>
-              </w:rPr>
-              <w:t>9524</w:t>
-            </w:r>
-          </w:p>
-        </w:tc>
-        <w:tc>
-          <w:tcPr>
-            <w:tcW w:w="0" w:type="auto"/>
-            <w:vAlign w:val="center"/>
-          </w:tcPr>
-          <w:p>
-            <w:pPr>
-              <w:spacing w:after="0" w:line="240" w:lineRule="auto"/>
-              <w:ind w:left="0" w:right="0"/>
-              <w:jc w:val="center"/>
-              <w:rPr>
-                <w:rFonts w:ascii="Times New Roman" w:eastAsia="Times New Roman" w:hAnsi="Times New Roman" w:cs="Times New Roman"/>
-              </w:rPr>
-            </w:pPr>
-          </w:p>
-        </w:tc>
-      </w:tr>
-    </w:tbl>
-    <w:p>
-      <w:pPr>
-        <w:tabs>
-          <w:tab w:val="left" w:pos="2112"/>
-        </w:tabs>
         <w:spacing w:after="120" w:line="240" w:lineRule="auto"/>
         <w:ind w:left="0" w:right="0" w:firstLine="360"/>
         <w:jc w:val="both"/>
         <w:rPr>
           <w:rFonts w:ascii="Times New Roman" w:hAnsi="Times New Roman" w:cs="Times New Roman"/>
-          <w:sz w:val="28"/>
-          <w:szCs w:val="28"/>
-        </w:rPr>
-      </w:pPr>
-      <w:r>
-        <w:rPr>
-          <w:rFonts w:ascii="Times New Roman" w:hAnsi="Times New Roman" w:cs="Times New Roman"/>
-          <w:sz w:val="28"/>
-          <w:szCs w:val="28"/>
-        </w:rPr>
-        <w:tab/>
-      </w:r>
-      <w:bookmarkEnd w:id="1"/>
+          <w:sz w:val="26"/>
+          <w:szCs w:val="26"/>
+        </w:rPr>
+      </w:pPr>
+      <w:r>
+        <w:rPr>
+          <w:rFonts w:ascii="Times New Roman" w:hAnsi="Times New Roman"/>
+          <w:b/>
+          <w:sz w:val="26"/>
+          <w:szCs w:val="26"/>
+        </w:rPr>
+        <w:t xml:space="preserve"> </w:t>
+      </w:r>
     </w:p>
     <w:p>
       <w:pPr>
@@ -2307,11 +794,37 @@
         <w:ind w:left="0" w:right="0" w:firstLine="360"/>
         <w:jc w:val="both"/>
         <w:rPr>
-          <w:rFonts w:ascii="Times New Roman" w:hAnsi="Times New Roman" w:cs="Times New Roman"/>
-          <w:sz w:val="28"/>
-          <w:szCs w:val="28"/>
-        </w:rPr>
-      </w:pPr>
+          <w:rFonts w:ascii="Times New Roman" w:hAnsi="Times New Roman"/>
+          <w:sz w:val="26"/>
+          <w:szCs w:val="26"/>
+        </w:rPr>
+      </w:pPr>
+      <w:r>
+        <w:rPr>
+          <w:rFonts w:ascii="Times New Roman" w:hAnsi="Times New Roman"/>
+          <w:b/>
+          <w:sz w:val="26"/>
+          <w:szCs w:val="26"/>
+        </w:rPr>
+        <w:t xml:space="preserve">Điều </w:t>
+      </w:r>
+      <w:r>
+        <w:rPr>
+          <w:rFonts w:ascii="Times New Roman" w:hAnsi="Times New Roman"/>
+          <w:b/>
+          <w:sz w:val="26"/>
+          <w:szCs w:val="26"/>
+        </w:rPr>
+        <w:t>2</w:t>
+      </w:r>
+      <w:r>
+        <w:rPr>
+          <w:rFonts w:ascii="Times New Roman" w:hAnsi="Times New Roman"/>
+          <w:sz w:val="26"/>
+          <w:szCs w:val="26"/>
+        </w:rPr>
+        <w:t>: Giao cho Người đại diện theo pháp luật của công ty tiến hành các thủ tục cần thiết theo quy định của pháp luật.</w:t>
+      </w:r>
     </w:p>
     <w:p>
       <w:pPr>
@@ -2319,33 +832,11 @@
         <w:ind w:left="0" w:right="0" w:firstLine="360"/>
         <w:jc w:val="both"/>
         <w:rPr>
-          <w:rFonts w:ascii="Times New Roman" w:hAnsi="Times New Roman"/>
-          <w:sz w:val="28"/>
-        </w:rPr>
-      </w:pPr>
-      <w:r>
-        <w:rPr>
-          <w:rFonts w:ascii="Times New Roman" w:hAnsi="Times New Roman"/>
-          <w:b/>
-          <w:sz w:val="28"/>
-        </w:rPr>
-        <w:t xml:space="preserve">Điều </w:t>
-      </w:r>
-      <w:r>
-        <w:rPr>
-          <w:rFonts w:ascii="Times New Roman" w:hAnsi="Times New Roman"/>
-          <w:b/>
-          <w:sz w:val="28"/>
-        </w:rPr>
-        <w:t>3</w:t>
-      </w:r>
-      <w:r>
-        <w:rPr>
-          <w:rFonts w:ascii="Times New Roman" w:hAnsi="Times New Roman"/>
-          <w:sz w:val="28"/>
-        </w:rPr>
-        <w:t>: Giao cho Người đại diện theo pháp luật của công ty tiến hành các thủ tục cần thiết theo quy định của pháp luật.</w:t>
-      </w:r>
+          <w:rFonts w:ascii="Times New Roman" w:hAnsi="Times New Roman" w:cs="Times New Roman"/>
+          <w:sz w:val="26"/>
+          <w:szCs w:val="26"/>
+        </w:rPr>
+      </w:pPr>
     </w:p>
     <w:p>
       <w:pPr>
@@ -2353,21 +844,9 @@
         <w:ind w:left="0" w:right="0" w:firstLine="360"/>
         <w:jc w:val="both"/>
         <w:rPr>
-          <w:rFonts w:ascii="Times New Roman" w:hAnsi="Times New Roman" w:cs="Times New Roman"/>
-          <w:sz w:val="28"/>
-          <w:szCs w:val="28"/>
-        </w:rPr>
-      </w:pPr>
-    </w:p>
-    <w:p>
-      <w:pPr>
-        <w:spacing w:after="120" w:line="240" w:lineRule="auto"/>
-        <w:ind w:left="0" w:right="0" w:firstLine="360"/>
-        <w:jc w:val="both"/>
-        <w:rPr>
           <w:rFonts w:ascii="Times New Roman" w:eastAsia="DengXian" w:hAnsi="Times New Roman" w:cs="Times New Roman"/>
-          <w:sz w:val="24"/>
-          <w:szCs w:val="24"/>
+          <w:sz w:val="26"/>
+          <w:szCs w:val="26"/>
           <w:lang w:eastAsia="zh-CN"/>
         </w:rPr>
       </w:pPr>
@@ -2375,7 +854,8 @@
         <w:rPr>
           <w:rFonts w:ascii="Times New Roman" w:hAnsi="Times New Roman"/>
           <w:b/>
-          <w:sz w:val="28"/>
+          <w:sz w:val="26"/>
+          <w:szCs w:val="26"/>
         </w:rPr>
         <w:t xml:space="preserve">Điều </w:t>
       </w:r>
@@ -2383,22 +863,24 @@
         <w:rPr>
           <w:rFonts w:ascii="Times New Roman" w:hAnsi="Times New Roman"/>
           <w:b/>
-          <w:sz w:val="28"/>
-        </w:rPr>
-        <w:t>4</w:t>
+          <w:sz w:val="26"/>
+          <w:szCs w:val="26"/>
+        </w:rPr>
+        <w:t>3</w:t>
       </w:r>
       <w:r>
         <w:rPr>
           <w:rFonts w:ascii="Times New Roman" w:hAnsi="Times New Roman"/>
-          <w:sz w:val="28"/>
+          <w:sz w:val="26"/>
+          <w:szCs w:val="26"/>
         </w:rPr>
         <w:t xml:space="preserve">: </w:t>
       </w:r>
       <w:r>
         <w:rPr>
           <w:rFonts w:ascii="Times New Roman" w:hAnsi="Times New Roman" w:cs="Times New Roman"/>
-          <w:sz w:val="28"/>
-          <w:szCs w:val="28"/>
+          <w:sz w:val="26"/>
+          <w:szCs w:val="26"/>
         </w:rPr>
         <w:t>Quyết định này có hiệu lực kể từ ngày ký.</w:t>
       </w:r>
@@ -2411,8 +893,8 @@
         <w:jc w:val="both"/>
         <w:rPr>
           <w:rFonts w:ascii="Times New Roman" w:eastAsia="DengXian" w:hAnsi="Times New Roman" w:cs="Times New Roman"/>
-          <w:sz w:val="24"/>
-          <w:szCs w:val="24"/>
+          <w:sz w:val="26"/>
+          <w:szCs w:val="26"/>
           <w:lang w:eastAsia="zh-CN"/>
         </w:rPr>
       </w:pPr>
@@ -2425,16 +907,16 @@
         <w:jc w:val="both"/>
         <w:rPr>
           <w:rFonts w:ascii="Times New Roman" w:eastAsia="DengXian" w:hAnsi="Times New Roman" w:cs="Times New Roman"/>
-          <w:sz w:val="24"/>
-          <w:szCs w:val="24"/>
+          <w:sz w:val="26"/>
+          <w:szCs w:val="26"/>
           <w:lang w:eastAsia="zh-CN"/>
         </w:rPr>
       </w:pPr>
       <w:r>
         <w:rPr>
           <w:rFonts w:ascii="Times New Roman" w:eastAsia="DengXian" w:hAnsi="Times New Roman" w:cs="Times New Roman"/>
-          <w:sz w:val="24"/>
-          <w:szCs w:val="24"/>
+          <w:sz w:val="26"/>
+          <w:szCs w:val="26"/>
           <w:lang w:eastAsia="zh-CN"/>
         </w:rPr>
         <w:t xml:space="preserve">              </w:t>
@@ -2474,8 +956,8 @@
               <w:ind w:left="0" w:right="0"/>
               <w:rPr>
                 <w:rFonts w:ascii="Times New Roman" w:eastAsia="DengXian" w:hAnsi="Times New Roman" w:cs="Times New Roman"/>
-                <w:sz w:val="24"/>
-                <w:szCs w:val="24"/>
+                <w:sz w:val="26"/>
+                <w:szCs w:val="26"/>
                 <w:lang w:eastAsia="zh-CN"/>
               </w:rPr>
             </w:pPr>
@@ -2484,8 +966,8 @@
                 <w:rFonts w:ascii="Times New Roman" w:eastAsia="DengXian" w:hAnsi="Times New Roman" w:cs="Times New Roman"/>
                 <w:b/>
                 <w:bCs/>
-                <w:sz w:val="24"/>
-                <w:szCs w:val="24"/>
+                <w:sz w:val="26"/>
+                <w:szCs w:val="26"/>
                 <w:lang w:eastAsia="zh-CN"/>
               </w:rPr>
               <w:t>Nơi nhận:</w:t>
@@ -2497,28 +979,31 @@
               <w:ind w:left="0" w:right="0"/>
               <w:rPr>
                 <w:rFonts w:ascii="Times New Roman" w:hAnsi="Times New Roman" w:cs="Times New Roman"/>
-                <w:sz w:val="28"/>
-                <w:szCs w:val="28"/>
+                <w:sz w:val="26"/>
+                <w:szCs w:val="26"/>
               </w:rPr>
             </w:pPr>
             <w:r>
               <w:rPr>
                 <w:rFonts w:ascii="Times New Roman" w:hAnsi="Times New Roman"/>
-                <w:sz w:val="28"/>
+                <w:sz w:val="26"/>
+                <w:szCs w:val="26"/>
               </w:rPr>
               <w:t xml:space="preserve">- Như Điều </w:t>
             </w:r>
             <w:r>
               <w:rPr>
                 <w:rFonts w:ascii="Times New Roman" w:hAnsi="Times New Roman"/>
-                <w:sz w:val="28"/>
-              </w:rPr>
-              <w:t>3</w:t>
+                <w:sz w:val="26"/>
+                <w:szCs w:val="26"/>
+              </w:rPr>
+              <w:t>2</w:t>
             </w:r>
             <w:r>
               <w:rPr>
                 <w:rFonts w:ascii="Times New Roman" w:hAnsi="Times New Roman"/>
-                <w:sz w:val="28"/>
+                <w:sz w:val="26"/>
+                <w:szCs w:val="26"/>
               </w:rPr>
               <w:t>;</w:t>
             </w:r>
@@ -2529,31 +1014,31 @@
               <w:ind w:left="0" w:right="0"/>
               <w:rPr>
                 <w:rFonts w:ascii="Times New Roman" w:hAnsi="Times New Roman" w:cs="Times New Roman"/>
-                <w:sz w:val="28"/>
-                <w:szCs w:val="28"/>
+                <w:sz w:val="26"/>
+                <w:szCs w:val="26"/>
               </w:rPr>
             </w:pPr>
             <w:r>
               <w:rPr>
                 <w:rFonts w:ascii="Times New Roman" w:hAnsi="Times New Roman" w:cs="Times New Roman"/>
-                <w:sz w:val="28"/>
-                <w:szCs w:val="28"/>
+                <w:sz w:val="26"/>
+                <w:szCs w:val="26"/>
               </w:rPr>
               <w:t>- Phòng ĐKKD TP Hồ Chí Minh (đ</w:t>
             </w:r>
             <w:r>
               <w:rPr>
                 <w:rFonts w:ascii="Times New Roman" w:hAnsi="Times New Roman" w:cs="Times New Roman"/>
-                <w:sz w:val="28"/>
-                <w:szCs w:val="28"/>
+                <w:sz w:val="26"/>
+                <w:szCs w:val="26"/>
               </w:rPr>
               <w:t>ể</w:t>
             </w:r>
             <w:r>
               <w:rPr>
                 <w:rFonts w:ascii="Times New Roman" w:hAnsi="Times New Roman" w:cs="Times New Roman"/>
-                <w:sz w:val="28"/>
-                <w:szCs w:val="28"/>
+                <w:sz w:val="26"/>
+                <w:szCs w:val="26"/>
               </w:rPr>
               <w:t xml:space="preserve"> đăng ký);</w:t>
             </w:r>
@@ -2564,15 +1049,15 @@
               <w:ind w:left="0" w:right="0"/>
               <w:rPr>
                 <w:rFonts w:ascii="Times New Roman" w:hAnsi="Times New Roman" w:cs="Times New Roman"/>
-                <w:sz w:val="28"/>
-                <w:szCs w:val="28"/>
+                <w:sz w:val="26"/>
+                <w:szCs w:val="26"/>
               </w:rPr>
             </w:pPr>
             <w:r>
               <w:rPr>
                 <w:rFonts w:ascii="Times New Roman" w:hAnsi="Times New Roman" w:cs="Times New Roman"/>
-                <w:sz w:val="28"/>
-                <w:szCs w:val="28"/>
+                <w:sz w:val="26"/>
+                <w:szCs w:val="26"/>
               </w:rPr>
               <w:t>- Lưu:</w:t>
             </w:r>
@@ -2583,8 +1068,8 @@
               <w:ind w:left="0" w:right="0"/>
               <w:rPr>
                 <w:rFonts w:ascii="Times New Roman" w:eastAsia="DengXian" w:hAnsi="Times New Roman" w:cs="Times New Roman"/>
-                <w:sz w:val="24"/>
-                <w:szCs w:val="24"/>
+                <w:sz w:val="26"/>
+                <w:szCs w:val="26"/>
                 <w:lang w:eastAsia="zh-CN"/>
               </w:rPr>
             </w:pPr>
@@ -2608,8 +1093,8 @@
               <w:jc w:val="center"/>
               <w:rPr>
                 <w:rFonts w:ascii="Times New Roman" w:eastAsia="DengXian" w:hAnsi="Times New Roman" w:cs="Times New Roman"/>
-                <w:sz w:val="24"/>
-                <w:szCs w:val="24"/>
+                <w:sz w:val="26"/>
+                <w:szCs w:val="26"/>
                 <w:lang w:eastAsia="zh-CN"/>
               </w:rPr>
             </w:pPr>
@@ -2618,8 +1103,8 @@
                 <w:rFonts w:ascii="Times New Roman" w:eastAsia="DengXian" w:hAnsi="Times New Roman" w:cs="Times New Roman"/>
                 <w:b/>
                 <w:bCs/>
-                <w:sz w:val="24"/>
-                <w:szCs w:val="24"/>
+                <w:sz w:val="26"/>
+                <w:szCs w:val="26"/>
                 <w:lang w:eastAsia="zh-CN"/>
               </w:rPr>
               <w:t>T</w:t>
@@ -2629,8 +1114,8 @@
                 <w:rFonts w:ascii="Times New Roman" w:eastAsia="DengXian" w:hAnsi="Times New Roman" w:cs="Times New Roman"/>
                 <w:b/>
                 <w:bCs/>
-                <w:sz w:val="24"/>
-                <w:szCs w:val="24"/>
+                <w:sz w:val="26"/>
+                <w:szCs w:val="26"/>
                 <w:lang w:eastAsia="zh-CN"/>
               </w:rPr>
               <w:t>M</w:t>
@@ -2640,8 +1125,8 @@
                 <w:rFonts w:ascii="Times New Roman" w:eastAsia="DengXian" w:hAnsi="Times New Roman" w:cs="Times New Roman"/>
                 <w:b/>
                 <w:bCs/>
-                <w:sz w:val="24"/>
-                <w:szCs w:val="24"/>
+                <w:sz w:val="26"/>
+                <w:szCs w:val="26"/>
                 <w:lang w:eastAsia="zh-CN"/>
               </w:rPr>
               <w:t>.</w:t>
@@ -2651,8 +1136,8 @@
                 <w:rFonts w:ascii="Times New Roman" w:eastAsia="DengXian" w:hAnsi="Times New Roman" w:cs="Times New Roman"/>
                 <w:b/>
                 <w:bCs/>
-                <w:sz w:val="24"/>
-                <w:szCs w:val="24"/>
+                <w:sz w:val="26"/>
+                <w:szCs w:val="26"/>
                 <w:lang w:eastAsia="zh-CN"/>
               </w:rPr>
               <w:t xml:space="preserve"> HỘI ĐỒNG THÀNH VIÊN</w:t>
@@ -2665,8 +1150,8 @@
               <w:jc w:val="center"/>
               <w:rPr>
                 <w:rFonts w:ascii="Times New Roman" w:eastAsia="DengXian" w:hAnsi="Times New Roman" w:cs="Times New Roman"/>
-                <w:sz w:val="24"/>
-                <w:szCs w:val="24"/>
+                <w:sz w:val="26"/>
+                <w:szCs w:val="26"/>
                 <w:lang w:eastAsia="zh-CN"/>
               </w:rPr>
             </w:pPr>
@@ -2675,8 +1160,8 @@
                 <w:rFonts w:ascii="Times New Roman" w:eastAsia="DengXian" w:hAnsi="Times New Roman" w:cs="Times New Roman"/>
                 <w:b/>
                 <w:bCs/>
-                <w:sz w:val="24"/>
-                <w:szCs w:val="24"/>
+                <w:sz w:val="26"/>
+                <w:szCs w:val="26"/>
                 <w:lang w:eastAsia="zh-CN"/>
               </w:rPr>
               <w:t>CHỦ TỊCH</w:t>
@@ -2686,8 +1171,8 @@
                 <w:rFonts w:ascii="Times New Roman" w:eastAsia="DengXian" w:hAnsi="Times New Roman" w:cs="Times New Roman"/>
                 <w:i/>
                 <w:iCs/>
-                <w:sz w:val="24"/>
-                <w:szCs w:val="24"/>
+                <w:sz w:val="26"/>
+                <w:szCs w:val="26"/>
                 <w:lang w:eastAsia="zh-CN"/>
               </w:rPr>
               <w:t xml:space="preserve"> </w:t>
@@ -2695,8 +1180,19 @@
             <w:r>
               <w:rPr>
                 <w:rFonts w:ascii="Times New Roman" w:eastAsia="DengXian" w:hAnsi="Times New Roman" w:cs="Times New Roman"/>
-                <w:sz w:val="24"/>
-                <w:szCs w:val="24"/>
+                <w:b/>
+                <w:bCs/>
+                <w:sz w:val="26"/>
+                <w:szCs w:val="26"/>
+                <w:lang w:eastAsia="zh-CN"/>
+              </w:rPr>
+              <w:t>HỘI ĐỒNG THÀNH VIÊN</w:t>
+            </w:r>
+            <w:r>
+              <w:rPr>
+                <w:rFonts w:ascii="Times New Roman" w:eastAsia="DengXian" w:hAnsi="Times New Roman" w:cs="Times New Roman"/>
+                <w:sz w:val="26"/>
+                <w:szCs w:val="26"/>
                 <w:lang w:eastAsia="zh-CN"/>
               </w:rPr>
               <w:br/>
@@ -2706,8 +1202,8 @@
                 <w:rFonts w:ascii="Times New Roman" w:eastAsia="DengXian" w:hAnsi="Times New Roman" w:cs="Times New Roman"/>
                 <w:i/>
                 <w:iCs/>
-                <w:sz w:val="24"/>
-                <w:szCs w:val="24"/>
+                <w:sz w:val="26"/>
+                <w:szCs w:val="26"/>
                 <w:lang w:eastAsia="zh-CN"/>
               </w:rPr>
               <w:t>(Ký và ghi rõ họ tên)</w:t>
@@ -2720,8 +1216,8 @@
               <w:jc w:val="center"/>
               <w:rPr>
                 <w:rFonts w:ascii="Times New Roman" w:eastAsia="DengXian" w:hAnsi="Times New Roman" w:cs="Times New Roman"/>
-                <w:sz w:val="24"/>
-                <w:szCs w:val="24"/>
+                <w:sz w:val="26"/>
+                <w:szCs w:val="26"/>
                 <w:lang w:eastAsia="zh-CN"/>
               </w:rPr>
             </w:pPr>
@@ -2730,8 +1226,8 @@
                 <w:rFonts w:ascii="Times New Roman" w:eastAsia="DengXian" w:hAnsi="Times New Roman" w:cs="Times New Roman"/>
                 <w:i/>
                 <w:iCs/>
-                <w:sz w:val="24"/>
-                <w:szCs w:val="24"/>
+                <w:sz w:val="26"/>
+                <w:szCs w:val="26"/>
                 <w:lang w:eastAsia="zh-CN"/>
               </w:rPr>
               <w:t> </w:t>
@@ -2744,8 +1240,8 @@
               <w:jc w:val="center"/>
               <w:rPr>
                 <w:rFonts w:ascii="Times New Roman" w:eastAsia="DengXian" w:hAnsi="Times New Roman" w:cs="Times New Roman"/>
-                <w:sz w:val="24"/>
-                <w:szCs w:val="24"/>
+                <w:sz w:val="26"/>
+                <w:szCs w:val="26"/>
                 <w:lang w:eastAsia="zh-CN"/>
               </w:rPr>
             </w:pPr>
@@ -2754,8 +1250,8 @@
                 <w:rFonts w:ascii="Times New Roman" w:eastAsia="DengXian" w:hAnsi="Times New Roman" w:cs="Times New Roman"/>
                 <w:i/>
                 <w:iCs/>
-                <w:sz w:val="24"/>
-                <w:szCs w:val="24"/>
+                <w:sz w:val="26"/>
+                <w:szCs w:val="26"/>
                 <w:lang w:eastAsia="zh-CN"/>
               </w:rPr>
               <w:t> </w:t>
@@ -2770,34 +1266,8 @@
                 <w:rFonts w:ascii="Times New Roman" w:eastAsia="DengXian" w:hAnsi="Times New Roman" w:cs="Times New Roman"/>
                 <w:i/>
                 <w:iCs/>
-                <w:sz w:val="24"/>
-                <w:szCs w:val="24"/>
-                <w:lang w:eastAsia="zh-CN"/>
-              </w:rPr>
-            </w:pPr>
-            <w:r>
-              <w:rPr>
-                <w:rFonts w:ascii="Times New Roman" w:eastAsia="DengXian" w:hAnsi="Times New Roman" w:cs="Times New Roman"/>
-                <w:i/>
-                <w:iCs/>
-                <w:sz w:val="24"/>
-                <w:szCs w:val="24"/>
-                <w:lang w:eastAsia="zh-CN"/>
-              </w:rPr>
-              <w:t> </w:t>
-            </w:r>
-          </w:p>
-          <w:p>
-            <w:pPr>
-              <w:spacing w:after="0" w:line="240" w:lineRule="auto"/>
-              <w:ind w:left="0" w:right="0"/>
-              <w:jc w:val="center"/>
-              <w:rPr>
-                <w:rFonts w:ascii="Times New Roman" w:eastAsia="DengXian" w:hAnsi="Times New Roman" w:cs="Times New Roman"/>
-                <w:i/>
-                <w:iCs/>
-                <w:sz w:val="24"/>
-                <w:szCs w:val="24"/>
+                <w:sz w:val="26"/>
+                <w:szCs w:val="26"/>
                 <w:lang w:eastAsia="zh-CN"/>
               </w:rPr>
             </w:pPr>
@@ -2811,8 +1281,8 @@
                 <w:rFonts w:ascii="Times New Roman" w:eastAsia="DengXian" w:hAnsi="Times New Roman" w:cs="Times New Roman"/>
                 <w:i/>
                 <w:iCs/>
-                <w:sz w:val="24"/>
-                <w:szCs w:val="24"/>
+                <w:sz w:val="26"/>
+                <w:szCs w:val="26"/>
                 <w:lang w:eastAsia="zh-CN"/>
               </w:rPr>
             </w:pPr>
@@ -2824,57 +1294,75 @@
               <w:jc w:val="center"/>
               <w:rPr>
                 <w:rFonts w:ascii="Times New Roman" w:eastAsia="DengXian" w:hAnsi="Times New Roman" w:cs="Times New Roman"/>
+                <w:sz w:val="26"/>
+                <w:szCs w:val="26"/>
+                <w:lang w:eastAsia="zh-CN"/>
+              </w:rPr>
+            </w:pPr>
+            <w:r>
+              <w:rPr>
+                <w:rFonts w:ascii="Times New Roman" w:eastAsia="Times New Roman" w:hAnsi="Times New Roman" w:cs="Times New Roman"/>
+                <w:sz w:val="26"/>
+                <w:szCs w:val="26"/>
+              </w:rPr>
+              <w:t>NGUYỄN THỊ THANH THÚY</w:t>
+            </w:r>
+            <w:r>
+              <w:rPr>
+                <w:rFonts w:ascii="Times New Roman" w:eastAsia="DengXian" w:hAnsi="Times New Roman" w:cs="Times New Roman"/>
                 <w:i/>
                 <w:iCs/>
-                <w:sz w:val="24"/>
-                <w:szCs w:val="24"/>
+                <w:sz w:val="26"/>
+                <w:szCs w:val="26"/>
                 <w:lang w:eastAsia="zh-CN"/>
               </w:rPr>
-            </w:pPr>
+              <w:t> </w:t>
+            </w:r>
           </w:p>
           <w:p>
             <w:pPr>
               <w:spacing w:after="0" w:line="240" w:lineRule="auto"/>
               <w:ind w:left="0" w:right="0"/>
-              <w:jc w:val="center"/>
               <w:rPr>
                 <w:rFonts w:ascii="Times New Roman" w:eastAsia="DengXian" w:hAnsi="Times New Roman" w:cs="Times New Roman"/>
-                <w:sz w:val="24"/>
-                <w:szCs w:val="24"/>
+                <w:sz w:val="26"/>
+                <w:szCs w:val="26"/>
                 <w:lang w:eastAsia="zh-CN"/>
               </w:rPr>
             </w:pPr>
             <w:r>
               <w:rPr>
-                <w:rFonts w:ascii="Times New Roman" w:eastAsia="Times New Roman" w:hAnsi="Times New Roman" w:cs="Times New Roman"/>
-                <w:sz w:val="24"/>
-                <w:szCs w:val="24"/>
-              </w:rPr>
-              <w:t>NGUYỄN THỊ THANH THÚY</w:t>
+                <w:rFonts w:ascii="Times New Roman" w:eastAsia="DengXian" w:hAnsi="Times New Roman" w:cs="Times New Roman"/>
+                <w:b/>
+                <w:bCs/>
+                <w:sz w:val="26"/>
+                <w:szCs w:val="26"/>
+                <w:lang w:eastAsia="zh-CN"/>
+              </w:rPr>
+              <w:t xml:space="preserve">                            </w:t>
             </w:r>
           </w:p>
           <w:p>
             <w:pPr>
               <w:spacing w:after="0" w:line="240" w:lineRule="auto"/>
               <w:ind w:left="0" w:right="0"/>
-              <w:jc w:val="center"/>
               <w:rPr>
                 <w:rFonts w:ascii="Times New Roman" w:eastAsia="DengXian" w:hAnsi="Times New Roman" w:cs="Times New Roman"/>
-                <w:sz w:val="24"/>
-                <w:szCs w:val="24"/>
+                <w:sz w:val="26"/>
+                <w:szCs w:val="26"/>
                 <w:lang w:eastAsia="zh-CN"/>
               </w:rPr>
             </w:pPr>
             <w:r>
               <w:rPr>
                 <w:rFonts w:ascii="Times New Roman" w:eastAsia="DengXian" w:hAnsi="Times New Roman" w:cs="Times New Roman"/>
-                <w:i/>
-                <w:iCs/>
-                <w:sz w:val="24"/>
-                <w:szCs w:val="24"/>
+                <w:b/>
+                <w:bCs/>
+                <w:sz w:val="26"/>
+                <w:szCs w:val="26"/>
                 <w:lang w:eastAsia="zh-CN"/>
               </w:rPr>
-              <w:t> </w:t>
+              <w:t xml:space="preserve">                                          </w:t>
             </w:r>
           </w:p>
           <w:p>
@@ -2883,135 +1371,16 @@
               <w:ind w:left="0" w:right="0"/>
               <w:rPr>
                 <w:rFonts w:ascii="Times New Roman" w:eastAsia="DengXian" w:hAnsi="Times New Roman" w:cs="Times New Roman"/>
-                <w:sz w:val="24"/>
-                <w:szCs w:val="24"/>
+                <w:sz w:val="26"/>
+                <w:szCs w:val="26"/>
                 <w:lang w:eastAsia="zh-CN"/>
               </w:rPr>
             </w:pPr>
             <w:r>
               <w:rPr>
                 <w:rFonts w:ascii="Times New Roman" w:eastAsia="DengXian" w:hAnsi="Times New Roman" w:cs="Times New Roman"/>
-                <w:b/>
-                <w:bCs/>
-                <w:sz w:val="24"/>
-                <w:szCs w:val="24"/>
-                <w:lang w:eastAsia="zh-CN"/>
-              </w:rPr>
-              <w:t xml:space="preserve">                            </w:t>
-            </w:r>
-          </w:p>
-          <w:p>
-            <w:pPr>
-              <w:spacing w:after="0" w:line="240" w:lineRule="auto"/>
-              <w:ind w:left="0" w:right="0"/>
-              <w:rPr>
-                <w:rFonts w:ascii="Times New Roman" w:eastAsia="DengXian" w:hAnsi="Times New Roman" w:cs="Times New Roman"/>
-                <w:sz w:val="24"/>
-                <w:szCs w:val="24"/>
-                <w:lang w:eastAsia="zh-CN"/>
-              </w:rPr>
-            </w:pPr>
-            <w:r>
-              <w:rPr>
-                <w:rFonts w:ascii="Times New Roman" w:eastAsia="DengXian" w:hAnsi="Times New Roman" w:cs="Times New Roman"/>
-                <w:b/>
-                <w:bCs/>
-                <w:sz w:val="24"/>
-                <w:szCs w:val="24"/>
-                <w:lang w:eastAsia="zh-CN"/>
-              </w:rPr>
-              <w:t xml:space="preserve">                                          </w:t>
-            </w:r>
-          </w:p>
-          <w:p>
-            <w:pPr>
-              <w:spacing w:after="0" w:line="240" w:lineRule="auto"/>
-              <w:ind w:left="0" w:right="0"/>
-              <w:rPr>
-                <w:rFonts w:ascii="Times New Roman" w:eastAsia="DengXian" w:hAnsi="Times New Roman" w:cs="Times New Roman"/>
-                <w:sz w:val="24"/>
-                <w:szCs w:val="24"/>
-                <w:lang w:eastAsia="zh-CN"/>
-              </w:rPr>
-            </w:pPr>
-            <w:r>
-              <w:rPr>
-                <w:rFonts w:ascii="Times New Roman" w:eastAsia="DengXian" w:hAnsi="Times New Roman" w:cs="Times New Roman"/>
-                <w:sz w:val="24"/>
-                <w:szCs w:val="24"/>
-                <w:lang w:eastAsia="zh-CN"/>
-              </w:rPr>
-              <w:t> </w:t>
-            </w:r>
-          </w:p>
-        </w:tc>
-      </w:tr>
-      <w:tr>
-        <w:trPr>
-          <w:trHeight w:val="175"/>
-        </w:trPr>
-        <w:tc>
-          <w:tcPr>
-            <w:tcW w:w="4248" w:type="dxa"/>
-            <w:tcMar>
-              <w:top w:w="0" w:type="dxa"/>
-              <w:left w:w="108" w:type="dxa"/>
-              <w:bottom w:w="0" w:type="dxa"/>
-              <w:right w:w="108" w:type="dxa"/>
-            </w:tcMar>
-            <w:hideMark/>
-          </w:tcPr>
-          <w:p>
-            <w:pPr>
-              <w:spacing w:after="0" w:line="240" w:lineRule="auto"/>
-              <w:ind w:left="0" w:right="0"/>
-              <w:rPr>
-                <w:rFonts w:ascii="Times New Roman" w:eastAsia="DengXian" w:hAnsi="Times New Roman" w:cs="Times New Roman"/>
-                <w:sz w:val="24"/>
-                <w:szCs w:val="24"/>
-                <w:lang w:eastAsia="zh-CN"/>
-              </w:rPr>
-            </w:pPr>
-            <w:r>
-              <w:rPr>
-                <w:rFonts w:ascii="Times New Roman" w:eastAsia="DengXian" w:hAnsi="Times New Roman" w:cs="Times New Roman"/>
-                <w:b/>
-                <w:bCs/>
-                <w:sz w:val="24"/>
-                <w:szCs w:val="24"/>
-                <w:lang w:eastAsia="zh-CN"/>
-              </w:rPr>
-              <w:t> </w:t>
-            </w:r>
-          </w:p>
-        </w:tc>
-        <w:tc>
-          <w:tcPr>
-            <w:tcW w:w="5348" w:type="dxa"/>
-            <w:tcMar>
-              <w:top w:w="0" w:type="dxa"/>
-              <w:left w:w="108" w:type="dxa"/>
-              <w:bottom w:w="0" w:type="dxa"/>
-              <w:right w:w="108" w:type="dxa"/>
-            </w:tcMar>
-            <w:hideMark/>
-          </w:tcPr>
-          <w:p>
-            <w:pPr>
-              <w:spacing w:after="0" w:line="240" w:lineRule="auto"/>
-              <w:ind w:left="0" w:right="0"/>
-              <w:rPr>
-                <w:rFonts w:ascii="Times New Roman" w:eastAsia="DengXian" w:hAnsi="Times New Roman" w:cs="Times New Roman"/>
-                <w:sz w:val="24"/>
-                <w:szCs w:val="24"/>
-                <w:lang w:eastAsia="zh-CN"/>
-              </w:rPr>
-            </w:pPr>
-            <w:r>
-              <w:rPr>
-                <w:rFonts w:ascii="Times New Roman" w:eastAsia="DengXian" w:hAnsi="Times New Roman" w:cs="Times New Roman"/>
-                <w:sz w:val="24"/>
-                <w:szCs w:val="24"/>
+                <w:sz w:val="26"/>
+                <w:szCs w:val="26"/>
                 <w:lang w:eastAsia="zh-CN"/>
               </w:rPr>
               <w:t> </w:t>
@@ -3025,40 +1394,22 @@
         <w:spacing w:after="0" w:line="240" w:lineRule="auto"/>
         <w:ind w:left="0" w:right="0"/>
         <w:rPr>
+          <w:rFonts w:ascii="Times New Roman" w:hAnsi="Times New Roman" w:cs="Times New Roman"/>
+          <w:sz w:val="26"/>
+          <w:szCs w:val="26"/>
+        </w:rPr>
+      </w:pPr>
+      <w:r>
+        <w:rPr>
           <w:rFonts w:ascii="Times New Roman" w:eastAsia="DengXian" w:hAnsi="Times New Roman" w:cs="Times New Roman"/>
-          <w:sz w:val="24"/>
-          <w:szCs w:val="24"/>
+          <w:sz w:val="26"/>
+          <w:szCs w:val="26"/>
           <w:lang w:eastAsia="zh-CN"/>
         </w:rPr>
-      </w:pPr>
-      <w:r>
-        <w:rPr>
-          <w:rFonts w:ascii="Times New Roman" w:eastAsia="DengXian" w:hAnsi="Times New Roman" w:cs="Times New Roman"/>
-          <w:sz w:val="24"/>
-          <w:szCs w:val="24"/>
-          <w:lang w:eastAsia="zh-CN"/>
-        </w:rPr>
         <w:t> </w:t>
       </w:r>
-    </w:p>
-    <w:p>
-      <w:pPr>
-        <w:spacing w:after="0" w:line="240" w:lineRule="auto"/>
-        <w:ind w:left="0" w:right="0"/>
-        <w:rPr>
-          <w:rFonts w:ascii="Times New Roman" w:eastAsia="DengXian" w:hAnsi="Times New Roman" w:cs="Times New Roman"/>
-          <w:sz w:val="24"/>
-          <w:szCs w:val="24"/>
-          <w:lang w:eastAsia="zh-CN"/>
-        </w:rPr>
-      </w:pPr>
-    </w:p>
-    <w:p>
-      <w:pPr>
-        <w:rPr>
-          <w:rFonts w:ascii="Times New Roman" w:hAnsi="Times New Roman" w:cs="Times New Roman"/>
-        </w:rPr>
-      </w:pPr>
+      <w:bookmarkStart w:id="0" w:name="_GoBack"/>
+      <w:bookmarkEnd w:id="0"/>
     </w:p>
     <w:sectPr>
       <w:pgSz w:w="11906" w:h="16838" w:code="9"/>
@@ -3919,6 +2270,119 @@
     </w:lvl>
   </w:abstractNum>
   <w:abstractNum w:abstractNumId="8" w15:restartNumberingAfterBreak="0">
+    <w:nsid w:val="695A6F14"/>
+    <w:multiLevelType w:val="hybridMultilevel"/>
+    <w:tmpl w:val="3F88ABDC"/>
+    <w:lvl w:ilvl="0" w:tplc="04090001">
+      <w:start w:val="1"/>
+      <w:numFmt w:val="bullet"/>
+      <w:lvlText w:val=""/>
+      <w:lvlJc w:val="left"/>
+      <w:pPr>
+        <w:ind w:left="720" w:hanging="360"/>
+      </w:pPr>
+      <w:rPr>
+        <w:rFonts w:ascii="Symbol" w:hAnsi="Symbol" w:hint="default"/>
+      </w:rPr>
+    </w:lvl>
+    <w:lvl w:ilvl="1" w:tplc="04090003" w:tentative="1">
+      <w:start w:val="1"/>
+      <w:numFmt w:val="bullet"/>
+      <w:lvlText w:val="o"/>
+      <w:lvlJc w:val="left"/>
+      <w:pPr>
+        <w:ind w:left="1440" w:hanging="360"/>
+      </w:pPr>
+      <w:rPr>
+        <w:rFonts w:ascii="Courier New" w:hAnsi="Courier New" w:cs="Courier New" w:hint="default"/>
+      </w:rPr>
+    </w:lvl>
+    <w:lvl w:ilvl="2" w:tplc="04090005" w:tentative="1">
+      <w:start w:val="1"/>
+      <w:numFmt w:val="bullet"/>
+      <w:lvlText w:val=""/>
+      <w:lvlJc w:val="left"/>
+      <w:pPr>
+        <w:ind w:left="2160" w:hanging="360"/>
+      </w:pPr>
+      <w:rPr>
+        <w:rFonts w:ascii="Wingdings" w:hAnsi="Wingdings" w:hint="default"/>
+      </w:rPr>
+    </w:lvl>
+    <w:lvl w:ilvl="3" w:tplc="04090001" w:tentative="1">
+      <w:start w:val="1"/>
+      <w:numFmt w:val="bullet"/>
+      <w:lvlText w:val=""/>
+      <w:lvlJc w:val="left"/>
+      <w:pPr>
+        <w:ind w:left="2880" w:hanging="360"/>
+      </w:pPr>
+      <w:rPr>
+        <w:rFonts w:ascii="Symbol" w:hAnsi="Symbol" w:hint="default"/>
+      </w:rPr>
+    </w:lvl>
+    <w:lvl w:ilvl="4" w:tplc="04090003" w:tentative="1">
+      <w:start w:val="1"/>
+      <w:numFmt w:val="bullet"/>
+      <w:lvlText w:val="o"/>
+      <w:lvlJc w:val="left"/>
+      <w:pPr>
+        <w:ind w:left="3600" w:hanging="360"/>
+      </w:pPr>
+      <w:rPr>
+        <w:rFonts w:ascii="Courier New" w:hAnsi="Courier New" w:cs="Courier New" w:hint="default"/>
+      </w:rPr>
+    </w:lvl>
+    <w:lvl w:ilvl="5" w:tplc="04090005" w:tentative="1">
+      <w:start w:val="1"/>
+      <w:numFmt w:val="bullet"/>
+      <w:lvlText w:val=""/>
+      <w:lvlJc w:val="left"/>
+      <w:pPr>
+        <w:ind w:left="4320" w:hanging="360"/>
+      </w:pPr>
+      <w:rPr>
+        <w:rFonts w:ascii="Wingdings" w:hAnsi="Wingdings" w:hint="default"/>
+      </w:rPr>
+    </w:lvl>
+    <w:lvl w:ilvl="6" w:tplc="04090001" w:tentative="1">
+      <w:start w:val="1"/>
+      <w:numFmt w:val="bullet"/>
+      <w:lvlText w:val=""/>
+      <w:lvlJc w:val="left"/>
+      <w:pPr>
+        <w:ind w:left="5040" w:hanging="360"/>
+      </w:pPr>
+      <w:rPr>
+        <w:rFonts w:ascii="Symbol" w:hAnsi="Symbol" w:hint="default"/>
+      </w:rPr>
+    </w:lvl>
+    <w:lvl w:ilvl="7" w:tplc="04090003" w:tentative="1">
+      <w:start w:val="1"/>
+      <w:numFmt w:val="bullet"/>
+      <w:lvlText w:val="o"/>
+      <w:lvlJc w:val="left"/>
+      <w:pPr>
+        <w:ind w:left="5760" w:hanging="360"/>
+      </w:pPr>
+      <w:rPr>
+        <w:rFonts w:ascii="Courier New" w:hAnsi="Courier New" w:cs="Courier New" w:hint="default"/>
+      </w:rPr>
+    </w:lvl>
+    <w:lvl w:ilvl="8" w:tplc="04090005" w:tentative="1">
+      <w:start w:val="1"/>
+      <w:numFmt w:val="bullet"/>
+      <w:lvlText w:val=""/>
+      <w:lvlJc w:val="left"/>
+      <w:pPr>
+        <w:ind w:left="6480" w:hanging="360"/>
+      </w:pPr>
+      <w:rPr>
+        <w:rFonts w:ascii="Wingdings" w:hAnsi="Wingdings" w:hint="default"/>
+      </w:rPr>
+    </w:lvl>
+  </w:abstractNum>
+  <w:abstractNum w:abstractNumId="9" w15:restartNumberingAfterBreak="0">
     <w:nsid w:val="7BB92AAA"/>
     <w:multiLevelType w:val="multilevel"/>
     <w:tmpl w:val="FDC4D246"/>
@@ -4092,6 +2556,9 @@
     <w:abstractNumId w:val="5"/>
   </w:num>
   <w:num w:numId="9">
+    <w:abstractNumId w:val="9"/>
+  </w:num>
+  <w:num w:numId="10">
     <w:abstractNumId w:val="8"/>
   </w:num>
 </w:numbering>
@@ -5029,6 +3496,30 @@
 </file>
 
 <file path=customXml/item1.xml><?xml version="1.0" encoding="utf-8"?>
+<?mso-contentType ?>
+<FormTemplates xmlns="http://schemas.microsoft.com/sharepoint/v3/contenttype/forms">
+  <Display>DocumentLibraryForm</Display>
+  <Edit>DocumentLibraryForm</Edit>
+  <New>DocumentLibraryForm</New>
+</FormTemplates>
+</file>
+
+<file path=customXml/item2.xml><?xml version="1.0" encoding="utf-8"?>
+<p:properties xmlns:p="http://schemas.microsoft.com/office/2006/metadata/properties" xmlns:xsi="http://www.w3.org/2001/XMLSchema-instance" xmlns:pc="http://schemas.microsoft.com/office/infopath/2007/PartnerControls">
+  <documentManagement>
+    <AlternateThumbnailUrl xmlns="http://schemas.microsoft.com/sharepoint/v3">
+      <Url xsi:nil="true"/>
+      <Description xsi:nil="true"/>
+    </AlternateThumbnailUrl>
+    <VideoThumbnail xmlns="4ae7861e-4bff-47fb-9754-a3da037d4eb5" xsi:nil="true"/>
+    <ImageCreateDate xmlns="http://schemas.microsoft.com/sharepoint/v3" xsi:nil="true"/>
+    <GetImgForVideo xmlns="4ae7861e-4bff-47fb-9754-a3da037d4eb5" xsi:nil="true"/>
+    <Description xmlns="http://schemas.microsoft.com/sharepoint/v3" xsi:nil="true"/>
+  </documentManagement>
+</p:properties>
+</file>
+
+<file path=customXml/item3.xml><?xml version="1.0" encoding="utf-8"?>
 <ct:contentTypeSchema xmlns:ct="http://schemas.microsoft.com/office/2006/metadata/contentType" xmlns:ma="http://schemas.microsoft.com/office/2006/metadata/properties/metaAttributes" ct:_="" ma:_="" ma:contentTypeName="Picture" ma:contentTypeID="0x0101020088C615AFA6081A4EAC6D0C7B5DE5004C" ma:contentTypeVersion="3" ma:contentTypeDescription="Upload an image or a photograph." ma:contentTypeScope="" ma:versionID="8a358c36b680c6236bc77b7a1286c80c">
   <xsd:schema xmlns:xsd="http://www.w3.org/2001/XMLSchema" xmlns:xs="http://www.w3.org/2001/XMLSchema" xmlns:p="http://schemas.microsoft.com/office/2006/metadata/properties" xmlns:ns1="http://schemas.microsoft.com/sharepoint/v3" xmlns:ns2="4ae7861e-4bff-47fb-9754-a3da037d4eb5" targetNamespace="http://schemas.microsoft.com/office/2006/metadata/properties" ma:root="true" ma:fieldsID="1315e3235dfc98430f19347398624d38" ns1:_="" ns2:_="">
     <xsd:import namespace="http://schemas.microsoft.com/sharepoint/v3"/>
@@ -5216,31 +3707,30 @@
 </ct:contentTypeSchema>
 </file>
 
-<file path=customXml/item2.xml><?xml version="1.0" encoding="utf-8"?>
-<p:properties xmlns:p="http://schemas.microsoft.com/office/2006/metadata/properties" xmlns:xsi="http://www.w3.org/2001/XMLSchema-instance" xmlns:pc="http://schemas.microsoft.com/office/infopath/2007/PartnerControls">
-  <documentManagement>
-    <AlternateThumbnailUrl xmlns="http://schemas.microsoft.com/sharepoint/v3">
-      <Url xsi:nil="true"/>
-      <Description xsi:nil="true"/>
-    </AlternateThumbnailUrl>
-    <VideoThumbnail xmlns="4ae7861e-4bff-47fb-9754-a3da037d4eb5" xsi:nil="true"/>
-    <ImageCreateDate xmlns="http://schemas.microsoft.com/sharepoint/v3" xsi:nil="true"/>
-    <GetImgForVideo xmlns="4ae7861e-4bff-47fb-9754-a3da037d4eb5" xsi:nil="true"/>
-    <Description xmlns="http://schemas.microsoft.com/sharepoint/v3" xsi:nil="true"/>
-  </documentManagement>
-</p:properties>
-</file>
-
-<file path=customXml/item3.xml><?xml version="1.0" encoding="utf-8"?>
-<?mso-contentType ?>
-<FormTemplates xmlns="http://schemas.microsoft.com/sharepoint/v3/contenttype/forms">
-  <Display>DocumentLibraryForm</Display>
-  <Edit>DocumentLibraryForm</Edit>
-  <New>DocumentLibraryForm</New>
-</FormTemplates>
+<file path=customXml/item4.xml><?xml version="1.0" encoding="utf-8"?>
+<b:Sources xmlns:b="http://schemas.openxmlformats.org/officeDocument/2006/bibliography" xmlns="http://schemas.openxmlformats.org/officeDocument/2006/bibliography" SelectedStyle="\MLASeventhEditionOfficeOnline.xsl" StyleName="MLA" Version="7"/>
 </file>
 
 <file path=customXml/itemProps1.xml><?xml version="1.0" encoding="utf-8"?>
+<ds:datastoreItem xmlns:ds="http://schemas.openxmlformats.org/officeDocument/2006/customXml" ds:itemID="{AFD07A8A-035B-44B3-8740-60045F8E4C9F}">
+  <ds:schemaRefs>
+    <ds:schemaRef ds:uri="http://schemas.microsoft.com/sharepoint/v3/contenttype/forms"/>
+  </ds:schemaRefs>
+</ds:datastoreItem>
+</file>
+
+<file path=customXml/itemProps2.xml><?xml version="1.0" encoding="utf-8"?>
+<ds:datastoreItem xmlns:ds="http://schemas.openxmlformats.org/officeDocument/2006/customXml" ds:itemID="{DFBF5159-804B-4563-9B15-6A0468B25410}">
+  <ds:schemaRefs>
+    <ds:schemaRef ds:uri="http://schemas.microsoft.com/office/2006/metadata/properties"/>
+    <ds:schemaRef ds:uri="http://schemas.microsoft.com/office/infopath/2007/PartnerControls"/>
+    <ds:schemaRef ds:uri="http://schemas.microsoft.com/sharepoint/v3"/>
+    <ds:schemaRef ds:uri="4ae7861e-4bff-47fb-9754-a3da037d4eb5"/>
+  </ds:schemaRefs>
+</ds:datastoreItem>
+</file>
+
+<file path=customXml/itemProps3.xml><?xml version="1.0" encoding="utf-8"?>
 <ds:datastoreItem xmlns:ds="http://schemas.openxmlformats.org/officeDocument/2006/customXml" ds:itemID="{8032CC91-C47F-435F-963C-35AB8945FB24}">
   <ds:schemaRefs>
     <ds:schemaRef ds:uri="http://schemas.microsoft.com/office/2006/metadata/contentType"/>
@@ -5259,21 +3749,10 @@
 </ds:datastoreItem>
 </file>
 
-<file path=customXml/itemProps2.xml><?xml version="1.0" encoding="utf-8"?>
-<ds:datastoreItem xmlns:ds="http://schemas.openxmlformats.org/officeDocument/2006/customXml" ds:itemID="{DFBF5159-804B-4563-9B15-6A0468B25410}">
+<file path=customXml/itemProps4.xml><?xml version="1.0" encoding="utf-8"?>
+<ds:datastoreItem xmlns:ds="http://schemas.openxmlformats.org/officeDocument/2006/customXml" ds:itemID="{23B78636-ED93-42A7-99C5-08B3FA12560D}">
   <ds:schemaRefs>
-    <ds:schemaRef ds:uri="http://schemas.microsoft.com/office/2006/metadata/properties"/>
-    <ds:schemaRef ds:uri="http://schemas.microsoft.com/office/infopath/2007/PartnerControls"/>
-    <ds:schemaRef ds:uri="http://schemas.microsoft.com/sharepoint/v3"/>
-    <ds:schemaRef ds:uri="4ae7861e-4bff-47fb-9754-a3da037d4eb5"/>
-  </ds:schemaRefs>
-</ds:datastoreItem>
-</file>
-
-<file path=customXml/itemProps3.xml><?xml version="1.0" encoding="utf-8"?>
-<ds:datastoreItem xmlns:ds="http://schemas.openxmlformats.org/officeDocument/2006/customXml" ds:itemID="{AFD07A8A-035B-44B3-8740-60045F8E4C9F}">
-  <ds:schemaRefs>
-    <ds:schemaRef ds:uri="http://schemas.microsoft.com/sharepoint/v3/contenttype/forms"/>
+    <ds:schemaRef ds:uri="http://schemas.openxmlformats.org/officeDocument/2006/bibliography"/>
   </ds:schemaRefs>
 </ds:datastoreItem>
 </file>